--- a/deliverables/case_study_templates/renewables_2026-10-16/Example_Case_Study_Harris_County_TX_Renewables.docx
+++ b/deliverables/case_study_templates/renewables_2026-10-16/Example_Case_Study_Harris_County_TX_Renewables.docx
@@ -125,10 +125,10 @@
         <w:rPr>
           <w:b/>
         </w:rPr>
-        <w:t>A battery-storage market, not a solar or wind market</w:t>
-      </w:r>
-      <w:r>
-        <w:t>: 776 MW of grid batteries operate in the county and 28 of 33 active interconnection requests are for storage. The siting fights have been almost entirely about batteries.</w:t>
+        <w:t>A battery market, not a solar or wind market</w:t>
+      </w:r>
+      <w:r>
+        <w:t>: 776 MW of grid batteries operate in the county, 28 of its 33 active interconnection requests are for storage, and every contested project on record here is a battery.</w:t>
       </w:r>
     </w:p>
     <w:p>
@@ -144,10 +144,10 @@
         <w:rPr>
           <w:b/>
         </w:rPr>
-        <w:t>Moderate, city-by-city friction</w:t>
-      </w:r>
-      <w:r>
-        <w:t>: Pasadena adopted a moratorium and then a permanent storage code with 500-foot residential setbacks and a five-acre site cap. Tomball denied a project in 2023, and Baytown approved two projects over resident and union objections, one on a 4-3 vote.</w:t>
+        <w:t>Friction is city by city</w:t>
+      </w:r>
+      <w:r>
+        <w:t>: Pasadena paused battery permits and then adopted a storage code with 500-foot residential setbacks and a five-acre site cap. Tomball denied a project in 2023. Baytown approved two in 2025 over resident and union objections, one on a reported 4-3 vote.</w:t>
       </w:r>
     </w:p>
     <w:p>
@@ -163,10 +163,10 @@
         <w:rPr>
           <w:b/>
         </w:rPr>
-        <w:t>Elevated relative to the national average county:</w:t>
-      </w:r>
-      <w:r>
-        <w:t xml:space="preserve"> Hawthorn Intelligence ranks Harris in the 78</w:t>
+        <w:t>Above the average U.S. county:</w:t>
+      </w:r>
+      <w:r>
+        <w:t xml:space="preserve"> Hawthorn Intelligence places Harris in the 78</w:t>
       </w:r>
       <w:r>
         <w:rPr>
@@ -181,10 +181,10 @@
         <w:rPr>
           <w:i/>
         </w:rPr>
-        <w:t>e.g.,</w:t>
-      </w:r>
-      <w:r>
-        <w:t xml:space="preserve"> 78% of U.S. counties are graded less risky) for resemblance to a county with severe renewable restrictions, and 18</w:t>
+        <w:t>i.e.,</w:t>
+      </w:r>
+      <w:r>
+        <w:t xml:space="preserve"> 78% of U.S. counties score lower) for resemblance to counties with severe renewable restrictions, and 18</w:t>
       </w:r>
       <w:r>
         <w:rPr>
@@ -193,7 +193,7 @@
         <w:t>th</w:t>
       </w:r>
       <w:r>
-        <w:t xml:space="preserve"> of 254 in Texas, driven mainly by its size and its interconnection queue.</w:t>
+        <w:t xml:space="preserve"> of 254 in Texas. Its population and its interconnection queue account for most of that.</w:t>
       </w:r>
     </w:p>
     <w:p>
@@ -209,10 +209,10 @@
         <w:rPr>
           <w:b/>
         </w:rPr>
-        <w:t>Near-term risks</w:t>
-      </w:r>
-      <w:r>
-        <w:t xml:space="preserve"> hinge on the state fire-safety rules for batteries now being written under HB 3824, which also limit local rules, the 2027 legislative session, the transition to a new county judge in January, and about 1.3 GW of queued storage at Pasadena-area and Baytown sites.</w:t>
+        <w:t>What to watch</w:t>
+      </w:r>
+      <w:r>
+        <w:t>: the state's battery fire-safety rules under HB 3824, which also limit local rules; the 2027 legislative session; a new county judge in January; and about 1.3 GW of queued storage at Pasadena-area and Baytown sites.</w:t>
       </w:r>
     </w:p>
     <w:p>
@@ -229,7 +229,7 @@
         <w:spacing w:after="200"/>
       </w:pPr>
       <w:r>
-        <w:t>Harris County, TX is open to energy-storage development, but approval is no longer automatic in its suburban cities. Most of the county, the City of Houston and the unincorporated areas, has no zoning, and there the county fire marshal's annual permit is the main local gate. That is why the county already hosts some of Texas's largest urban batteries. The friction sits in the suburban cities that do zone: Pasadena, Baytown and Tomball have each paused, restricted, denied or narrowly approved battery projects since 2023.</w:t>
+        <w:t>Harris County is open to battery storage, but its zoned suburbs no longer approve it as a matter of course. Most of the county, the City of Houston and the unincorporated areas, has no zoning, and there the county fire marshal's annual permit is the main local requirement. Large batteries on industrial land there have been built without recorded opposition. The suburban cities that do zone (Pasadena, Tomball and Baytown) have each paused, restricted, denied or narrowly approved a battery project since 2023.</w:t>
       </w:r>
     </w:p>
     <w:p>
@@ -237,7 +237,7 @@
         <w:spacing w:after="200"/>
       </w:pPr>
       <w:r>
-        <w:t>Hawthorn Intelligence assigns Harris a County Restriction Score of 0.36, about one and a half times the national base rate of 0.24, placing it in the eighth national decile (one tenth of U.S. counties, ranked by score) and the 78</w:t>
+        <w:t>Hawthorn Intelligence assigns Harris a County Restriction Score of 0.36, about one and a half times the national base rate of 0.24. That puts it in the eighth national decile (one tenth of U.S. counties, ranked by score), the 78</w:t>
       </w:r>
       <w:r>
         <w:rPr>
@@ -246,7 +246,7 @@
         <w:t>th</w:t>
       </w:r>
       <w:r>
-        <w:t xml:space="preserve"> percentile among U.S. counties. Within Texas it ranks 18</w:t>
+        <w:t xml:space="preserve"> percentile nationally and 18</w:t>
       </w:r>
       <w:r>
         <w:rPr>
@@ -255,7 +255,7 @@
         <w:t>th</w:t>
       </w:r>
       <w:r>
-        <w:t xml:space="preserve"> of 254 counties; Tarrant (0.81), Denton (0.73) and neighboring Fort Bend (0.72) score highest, and the state median is 0.13. The score is a calibrated measure of resemblance to counties that have enacted severe restrictions, not a project-specific forecast. Harris's restriction record is Verified: we read Pasadena's moratorium and its replacement ordinance in the city's own minutes. Its elevated score is driven principally by population and by the megawatts in its interconnection queue, rather than by partisanship.</w:t>
+        <w:t xml:space="preserve"> of 254 Texas counties. The score measures how closely a county's profile resembles counties that have enacted severe restrictions; it is not a forecast for any project. Population and interconnection-queue megawatts drive most of it. The restriction record is Verified: we read Pasadena's moratorium and the ordinance that replaced it in the city's own minutes.</w:t>
       </w:r>
     </w:p>
     <w:p>
@@ -263,23 +263,7 @@
         <w:spacing w:after="200"/>
       </w:pPr>
       <w:r>
-        <w:t>Contextually, Harris illustrates how storage has become the frontline of local energy siting in Texas. Pasadena adopted a 90-day moratorium in October 2024, extended it in January 2025, and in April 2025 replaced it with a permanent code requiring a special use permit, a plume study and a location within 150 feet of the utility's property. Tomball unanimously denied a battery permit in 2023 after its mayor said, "We're not ready for this in our 13 square miles." Baytown approved a 100 MW project in August 2025 despite a labor union's threat of a ballot measure, and a 406 MW project in a suburban residential zone in November 2025 on a reported 4-3 vote.</w:t>
-      </w:r>
-    </w:p>
-    <w:p>
-      <w:pPr>
-        <w:spacing w:after="200"/>
-      </w:pPr>
-      <w:r>
-        <w:t>On the surface, the county offers developers an exceptional set of benefits: retired power-plant sites with existing high-voltage connections, a Houston load pocket where congestion rewards local storage, and a utility, CenterPoint, that expects 8 GW of data-center load and a peak above 30 GW by 2029. Nevertheless, proximity to homes and schools has proven the decisive friction. Every contested project here was a battery near a neighborhood, and opponents cited fire, toxic plumes and hurricane resilience, not views or farmland.</w:t>
-      </w:r>
-    </w:p>
-    <w:p>
-      <w:pPr>
-        <w:spacing w:after="200"/>
-      </w:pPr>
-      <w:r>
-        <w:t>For developers, investors, and policymakers, Harris is a split market rather than a closed one. Sites on industrial land in Houston or unincorporated areas have moved without public fights. Sites in zoned suburban cities near housing face special use permits, plume modeling and close votes. Near-term risk turns on the Texas Department of Insurance's rules under HB 3824, which will set fire standards for batteries entering service from 2027 and bar local rules "inconsistent" with them; on the 2027 legislative session, where a state permit for renewable plants (SB 819) and battery setbacks are expected to return; and on the new county judge who takes office in January.</w:t>
+        <w:t>Developers come for retired power-plant sites with high-voltage connections, a Houston load pocket where congestion rewards storage near load, and fast-rising demand: CenterPoint expects 8 GW of data-center load by 2029. The objections on record are about proximity. Every contested project was a battery near homes or schools, and opponents cited fire, toxic plumes and hurricane resilience, not views or farmland. Projects on industrial land in Houston and the unincorporated county have moved without public fights; projects near housing in the zoned suburbs have faced special use permits, plume modeling and close votes.</w:t>
       </w:r>
     </w:p>
     <w:p>
@@ -305,16 +289,7 @@
         <w:spacing w:after="200"/>
       </w:pPr>
       <w:r>
-        <w:t>Harris County, home to about 5 million people in and around Houston, has become one of Texas's densest battery-storage markets, with 776 MW operating and about 7 GW in active interconnection requests at the end of 2025. Its suburban cities have moved from pauses to permanent rules: Pasadena's moratorium gave way to a storage code in April 2025, Tomball denied a project, and Baytown approved two over objections. Harris carries a Hawthorn County Restriction Score of 0.36, placing it in decile 8 of 10 and the 78</w:t>
-      </w:r>
-      <w:r>
-        <w:rPr>
-          <w:vertAlign w:val="superscript"/>
-        </w:rPr>
-        <w:t>th</w:t>
-      </w:r>
-      <w:r>
-        <w:t xml:space="preserve"> percentile of U.S. counties for resemblance to counties that have enacted severe renewable restrictions, with a Verified evidence record.</w:t>
+        <w:t>Harris County, home to about 5 million people in and around Houston, has 776 MW of batteries operating and held about 7.8 GW of interconnection requests at the end of 2025. Its suburban cities have moved from pauses to permanent rules: Pasadena replaced its moratorium with a storage code in April 2025, Tomball denied a project, and Baytown approved two over objections. Harris's County Restriction Score of 0.36 places it in decile 8 of 10, and its evidence record is Verified.</w:t>
       </w:r>
     </w:p>
     <w:p>
@@ -934,7 +909,7 @@
         <w:spacing w:after="200"/>
       </w:pPr>
       <w:r>
-        <w:t>Ratings as of October 16, 2026. The County Restriction Score is a calibrated, cross-validated resemblance measure, not a forecast for any specific project. Opposition intensity counts the records this review added; the platform's published data held one record for Harris on October 13. Scales are defined in "How to Read Hawthorn Intelligence Reports" below.</w:t>
+        <w:t>Ratings as of October 16, 2026. The score is a calibrated, cross-validated resemblance measure, not a forecast for any project. Opposition intensity counts the records this review added; the platform's published data held one record for Harris on October 13. "How to Read Hawthorn Intelligence Reports" below defines each scale.</w:t>
       </w:r>
     </w:p>
     <w:p>
@@ -998,7 +973,7 @@
         </w:r>
       </w:hyperlink>
       <w:r>
-        <w:t xml:space="preserve"> Presidential Vote: Kamala Harris 51.9 percent, Trump 46.4 percent</w:t>
+        <w:t xml:space="preserve"> presidential vote: Harris 51.9 percent, Trump 46.4 percent</w:t>
       </w:r>
     </w:p>
     <w:p>
@@ -1048,7 +1023,7 @@
         <w:spacing w:after="80"/>
       </w:pPr>
       <w:r>
-        <w:t xml:space="preserve">Interconnection queue: 33 active projects, 28 of them batteries, per ERCOT's September 2026 generation interconnection report as summarized by </w:t>
+        <w:t xml:space="preserve">Interconnection queue: 33 active projects, 28 of them batteries, per ERCOT's September 2026 report as summarized by </w:t>
       </w:r>
       <w:hyperlink r:id="rId12" w:history="1">
         <w:r>
@@ -1121,7 +1096,7 @@
         <w:spacing w:after="200"/>
       </w:pPr>
       <w:r>
-        <w:t xml:space="preserve">Harris County has no general zoning power, and the City of Houston famously has none either. The county's own tool is its fire code: the Harris County Fire Marshal's Office requires a </w:t>
+        <w:t xml:space="preserve">Harris County has no general zoning power, and the City of Houston has no zoning either. The county's tool is its fire code. The Harris County Fire Marshal's Office requires a </w:t>
       </w:r>
       <w:hyperlink r:id="rId15" w:history="1">
         <w:r>
@@ -1132,7 +1107,7 @@
         </w:r>
       </w:hyperlink>
       <w:r>
-        <w:t xml:space="preserve"> for energy-storage systems and amended the county fire code for lithium-ion storage in January and October 2025. It sets no setbacks. In the zoned suburban cities, by contrast, battery storage has gone through the same cycle seen elsewhere in Texas: a pause, a set of rules, and contested permits.</w:t>
+        <w:t xml:space="preserve"> for energy-storage systems and amended the county fire code for lithium-ion storage in January and October 2025; the permit sets no setbacks. The suburban cities that zone have gone through the sequence seen elsewhere in Texas: a pause, then rules, then contested permits.</w:t>
       </w:r>
     </w:p>
     <w:p>
@@ -1140,7 +1115,7 @@
         <w:spacing w:after="200"/>
       </w:pPr>
       <w:r>
-        <w:t>Pasadena moved first. In October 2024 its council unanimously adopted a 90-day moratorium on commercial battery permits, citing "several inquiries from prospective developers" and fires at battery sites nationwide. It extended the pause unanimously in January 2025 and, on April 1, 2025, replaced it with Article XII of its building code. The code caps sites at five acres, requires 1,500 feet between battery sites, 500 feet from residential property and 1,000 feet from schools, hospitals and other critical facilities, and requires a location within 150 feet of CenterPoint property. It also bars sites in mapped flood zones and requires a special use permit backed by a hazard mitigation analysis, a fire plan and plume modeling.</w:t>
+        <w:t>Pasadena moved first. In October 2024 its council unanimously adopted a 90-day moratorium on commercial battery permits, citing "several inquiries from prospective developers" and battery-site fires nationwide. It extended the pause unanimously in January 2025 and, on April 1, 2025, replaced it with Article XII of its building code. Article XII caps sites at five acres; requires 1,500 feet between battery sites, 500 feet from residential property and 1,000 feet from schools, hospitals and other critical facilities; requires a site within 150 feet of CenterPoint property; bars mapped flood zones; and requires a special use permit backed by a hazard mitigation analysis, a fire plan and plume modeling.</w:t>
       </w:r>
     </w:p>
     <w:p>
@@ -1148,7 +1123,7 @@
         <w:spacing w:after="200"/>
       </w:pPr>
       <w:r>
-        <w:t>This sequence matters because it shows how a city with a heavy-industry tax base still chose to channel storage to utility land rather than ban it. Pasadena's council voted unanimously at every step, with almost no public comment; its rules came from staff and the fire service, not from a protest movement.</w:t>
+        <w:t>Pasadena steered storage toward utility land rather than banning it. Every council vote was unanimous, and the hearings drew two speakers in total.</w:t>
       </w:r>
     </w:p>
     <w:p>
@@ -1165,13 +1140,7 @@
         <w:spacing w:after="200"/>
       </w:pPr>
       <w:r>
-        <w:rPr>
-          <w:b/>
-        </w:rPr>
-        <w:t>Baytown</w:t>
-      </w:r>
-      <w:r>
-        <w:t xml:space="preserve"> is the county's most important test case. The city treats battery storage as an unlisted industrial use and decides each project through rezoning and a special use permit. In August 2025 council approved Cypress Creek Renewables' 100 MW </w:t>
+        <w:t xml:space="preserve">Baytown treats battery storage as an unlisted industrial use and decides each project through rezoning and a special use permit. In August 2025 the council approved Cypress Creek Renewables' 100 MW </w:t>
       </w:r>
       <w:r>
         <w:rPr>
@@ -1180,7 +1149,7 @@
         <w:t>Massey</w:t>
       </w:r>
       <w:r>
-        <w:t xml:space="preserve"> project on about 15 acres after residents raised fire risk, hurricane resilience and proximity to homes, and after Robert Ramos, president of LiUNA Local 350, said the union was weighing a ballot measure against it. Councilman Jacob Powell defended the approval: "We work in the petrochemical industry, and we are constantly doing risk assessments."</w:t>
+        <w:t xml:space="preserve"> project on about 15 acres. Residents had raised fire risk, hurricane resilience and proximity to homes, and Robert Ramos, president of LiUNA Local 350, said the union was weighing a ballot measure. Councilman Jacob Powell defended the approval: "We work in the petrochemical industry, and we are constantly doing risk assessments."</w:t>
       </w:r>
     </w:p>
     <w:p>
@@ -1188,7 +1157,7 @@
         <w:spacing w:after="200"/>
       </w:pPr>
       <w:r>
-        <w:t xml:space="preserve">In November 2025 the stakes rose. Balanced Rock Power's </w:t>
+        <w:t xml:space="preserve">In November 2025 Balanced Rock Power's </w:t>
       </w:r>
       <w:r>
         <w:rPr>
@@ -1197,15 +1166,7 @@
         <w:t>Claire</w:t>
       </w:r>
       <w:r>
-        <w:t xml:space="preserve"> project, up to 406 MW of batteries on about nine acres zoned Suburban Residential next to a CenterPoint substation, won a 6-2 recommendation from the planning commission after the developer widened setbacks from 40 to more than 200 feet and added a masonry wall, a retention basin and an emergency plan with the fire marshal. Council then approved it on a vote the Baytown Sun reported as 4-3. A resident of the adjacent Country Club View neighborhood called the concentrated power "extremely hazardous."</w:t>
-      </w:r>
-    </w:p>
-    <w:p>
-      <w:pPr>
-        <w:spacing w:after="200"/>
-      </w:pPr>
-      <w:r>
-        <w:t>For future projects, Claire shows that approval in a zoned suburb is possible but fragile: a large battery in a residential district can pass, but by a single vote, and only after major design concessions.</w:t>
+        <w:t xml:space="preserve"> project, up to 406 MW on about nine acres zoned Suburban Residential next to a CenterPoint substation, won a 6-2 planning commission recommendation after the developer widened setbacks from 40 to more than 200 feet and added a masonry wall, a retention basin and an emergency plan with the fire marshal. The council approved it on a vote the Baytown Sun reported as 4-3. A resident of the adjacent Country Club View neighborhood called the concentrated power "extremely hazardous." Claire passed in a residential district, but by one vote and after major design changes.</w:t>
       </w:r>
     </w:p>
     <w:p>
@@ -1228,7 +1189,7 @@
         <w:t>Tomball</w:t>
       </w:r>
       <w:r>
-        <w:t xml:space="preserve"> denied a conditional use permit in June 2023 for a battery proposed by Black Mountain Energy Storage on Pitchford Road. Of the property owners notified within 2,000 feet, 11 opposed and 6 supported, and council voted unanimously against it after the mayor said the city was "not ready for this in our 13 square miles." Black Mountain now holds a 201 MW request at Greens Bayou instead.</w:t>
+        <w:t xml:space="preserve"> denied a conditional use permit in June 2023 for a Black Mountain Energy Storage battery on Pitchford Road. Of the property owners notified within 2,000 feet, 11 opposed and 6 supported, and the council voted unanimously against it after the mayor said the city was "not ready for this in our 13 square miles." Black Mountain now holds a 201 MW request at Greens Bayou.</w:t>
       </w:r>
     </w:p>
     <w:p>
@@ -1236,7 +1197,7 @@
         <w:spacing w:after="200"/>
       </w:pPr>
       <w:r>
-        <w:t xml:space="preserve">Inside Houston and the unincorporated county, the large projects have moved without recorded opposition. Jupiter Power's 200 MW </w:t>
+        <w:t xml:space="preserve">In Houston and the unincorporated county, the large projects have moved without recorded opposition. Jupiter Power's 200 MW </w:t>
       </w:r>
       <w:r>
         <w:rPr>
@@ -1245,7 +1206,7 @@
         <w:t>Callisto I</w:t>
       </w:r>
       <w:r>
-        <w:t xml:space="preserve"> began operating in August 2024 at the former H.O. Clarke plant site, with Callisto II (400 MW) and Pamela Heights I (100 MW) under construction there. Cypress Creek's 200 MW </w:t>
+        <w:t xml:space="preserve"> began operating in August 2024 at the former H.O. Clarke plant site, where Callisto II (400 MW) and Pamela Heights I (100 MW) are under construction. Cypress Creek's 200 MW </w:t>
       </w:r>
       <w:r>
         <w:rPr>
@@ -1272,7 +1233,7 @@
         <w:t>Liberty</w:t>
       </w:r>
       <w:r>
-        <w:t xml:space="preserve"> hybrid pairs 67 MW of solar with 65 MW of storage on the Liberty County line. AES has two requests of about 408 MW each at the former Deepwater plant in the Pasadena area, </w:t>
+        <w:t xml:space="preserve"> hybrid pairs 67 MW of solar with 65 MW of storage on the Liberty County line. AES has two requests of about 408 MW each, </w:t>
       </w:r>
       <w:r>
         <w:rPr>
@@ -1290,7 +1251,7 @@
         <w:t>Sigma</w:t>
       </w:r>
       <w:r>
-        <w:t>, still in study; whether they fall inside Pasadena's limits, and so under its five-acre cap, is not established in the public record.</w:t>
+        <w:t>, at the former Deepwater plant in the Pasadena area, still in study. The public record does not establish whether they fall inside Pasadena's limits and so under its five-acre cap.</w:t>
       </w:r>
     </w:p>
     <w:p>
@@ -1307,7 +1268,7 @@
         <w:spacing w:after="200"/>
       </w:pPr>
       <w:r>
-        <w:t>Opposition in Harris has been local, project-specific and largely unorganized. We found no named resident group, Facebook group or petition aimed at a Harris County project. The objections on record came from neighbors notified of special use permits in Baytown and Tomball, and from LiUNA Local 350, a labor union, in Baytown. Pasadena's hearings drew two speakers in total.</w:t>
+        <w:t>Opposition in Harris has been local, project-specific and largely unorganized. We found no named resident group, Facebook group or petition aimed at a Harris County project. The objections on record came from neighbors notified of special use permits in Baytown and Tomball and from LiUNA Local 350 in Baytown.</w:t>
       </w:r>
     </w:p>
     <w:p>
@@ -1315,7 +1276,7 @@
         <w:spacing w:after="200"/>
       </w:pPr>
       <w:r>
-        <w:t xml:space="preserve">The organized campaigns are next door. In League City (Galveston County), neighbors of an elementary school gathered more than 700 signatures against a 200 MW Cypress Creek project in 2024, and the city paused storage and then adopted an ordinance. In Katy, just across the line in Waller County, the city denied Vesper Energy's 500 MW Ochoa project near Katy High School in October 2024. The developer asked the state utility commission to override the city, ERCOT intervened, and Vesper withdrew in July 2026. Statewide, the Republican Party of Texas adopted a </w:t>
+        <w:t xml:space="preserve">The organized campaigns are next door. In League City (Galveston County), neighbors of an elementary school gathered more than 700 signatures against a 200 MW Cypress Creek project in 2024, and the city paused storage and then adopted an ordinance. In Katy, across the line in Waller County, the city denied Vesper Energy's 500 MW Ochoa project near Katy High School in October 2024; the developer asked the state utility commission to override the city, ERCOT intervened, and Vesper withdrew in July 2026. Statewide, the Republican Party of Texas adopted a </w:t>
       </w:r>
       <w:hyperlink r:id="rId16" w:history="1">
         <w:r>
@@ -1331,27 +1292,11 @@
     </w:p>
     <w:p>
       <w:pPr>
-        <w:spacing w:after="200"/>
-      </w:pPr>
-      <w:r>
-        <w:t>That environment increases uncertainty for applicants in Harris's zoned suburbs. Even a project that meets a city's code may face a close vote if residents see it as a fire or plume risk near homes and schools.</w:t>
-      </w:r>
-    </w:p>
-    <w:p>
-      <w:pPr>
         <w:pStyle w:val="Heading2"/>
         <w:spacing w:before="240" w:after="80"/>
       </w:pPr>
       <w:r>
         <w:t>What to watch next</w:t>
-      </w:r>
-    </w:p>
-    <w:p>
-      <w:pPr>
-        <w:spacing w:after="200"/>
-      </w:pPr>
-      <w:r>
-        <w:t>Several developments will shape Harris's near-term outlook:</w:t>
       </w:r>
     </w:p>
     <w:p>
@@ -1364,7 +1309,7 @@
         <w:spacing w:after="80"/>
       </w:pPr>
       <w:r>
-        <w:t>The Texas Department of Insurance's fire-safety rules under HB 3824, still an informal draft, and how its limit on "inconsistent" local rules is read against codes like Pasadena's.</w:t>
+        <w:t>Texas Department of Insurance: the formal proposal and adoption of HB 3824 fire-safety rules for batteries entering service on or after January 1, 2027, and how the law's bar on "inconsistent" local rules is read against codes like Pasadena's.</w:t>
       </w:r>
     </w:p>
     <w:p>
@@ -1377,7 +1322,7 @@
         <w:spacing w:after="80"/>
       </w:pPr>
       <w:r>
-        <w:t>The 90th Legislature, which convenes in January 2027, where a state permit for renewable plants and battery setbacks are expected to return.</w:t>
+        <w:t>November 3, 2026: county judge (Plummer v. Sanchez) and Commissioners Court Precincts 2 and 4; the new court sits in January 2027.</w:t>
       </w:r>
     </w:p>
     <w:p>
@@ -1390,7 +1335,7 @@
         <w:spacing w:after="80"/>
       </w:pPr>
       <w:r>
-        <w:t>Construction of Baytown's Claire (planned for December 2027) and Massey (January 2028) projects, and any union-backed ballot measure.</w:t>
+        <w:t>January 2027: the 90th Legislature convenes, the first session since a state permit for renewable plants (SB 819) died in committee.</w:t>
       </w:r>
     </w:p>
     <w:p>
@@ -1403,7 +1348,7 @@
         <w:spacing w:after="80"/>
       </w:pPr>
       <w:r>
-        <w:t>How AES's Deepwater batteries are sited relative to Pasadena's code.</w:t>
+        <w:t>Baytown: construction of Claire (planned for December 2027) and Massey (January 2028), and any union-backed ballot measure.</w:t>
       </w:r>
     </w:p>
     <w:p>
@@ -1416,15 +1361,20 @@
         <w:spacing w:after="80"/>
       </w:pPr>
       <w:r>
-        <w:t>The November 3 county judge race and the new Commissioners Court in January 2027.</w:t>
-      </w:r>
-    </w:p>
-    <w:p>
-      <w:pPr>
-        <w:spacing w:after="200"/>
-      </w:pPr>
-      <w:r>
-        <w:t>Harris's experience shows that a big, unzoned market can stay open to storage while its suburbs tighten. The county's grid position and industrial land remain valuable advantages. But applicants should assume that acceptance near neighborhoods will depend on more than grid-reliability claims. Projects will need to address fire and plume risk, setbacks from homes and schools, flood exposure, and the credibility of emergency planning.</w:t>
+        <w:t>AES Beacon and Sigma at Deepwater (projected October 2029) and whether Pasadena's Article XII applies to them.</w:t>
+      </w:r>
+    </w:p>
+    <w:p>
+      <w:pPr>
+        <w:pStyle w:val="ListParagraph"/>
+        <w:numPr>
+          <w:ilvl w:val="0"/>
+          <w:numId w:val="9"/>
+        </w:numPr>
+        <w:spacing w:after="80"/>
+      </w:pPr>
+      <w:r>
+        <w:t>CenterPoint's data-center load additions and ERCOT's Batch Zero results.</w:t>
       </w:r>
     </w:p>
     <w:p>
@@ -1476,7 +1426,7 @@
         <w:t>th</w:t>
       </w:r>
       <w:r>
-        <w:t xml:space="preserve"> percentile nationally and the 93</w:t>
+        <w:t xml:space="preserve"> percentile nationally, the 93</w:t>
       </w:r>
       <w:r>
         <w:rPr>
@@ -1485,7 +1435,7 @@
         <w:t>rd</w:t>
       </w:r>
       <w:r>
-        <w:t xml:space="preserve"> in Texas, and in the 51</w:t>
+        <w:t xml:space="preserve"> in Texas, and the 51</w:t>
       </w:r>
       <w:r>
         <w:rPr>
@@ -1494,7 +1444,7 @@
         <w:t>st</w:t>
       </w:r>
       <w:r>
-        <w:t xml:space="preserve"> percentile among the 747 counties with a severe restriction on record. The model scores five county traits (population, median household income, operating wind capacity, megawatts of wind, solar and storage requested in interconnection queues, and the share of neighboring counties with a severe restriction) and measures resemblance to counties that have restricted wind, solar or battery storage.</w:t>
+        <w:t xml:space="preserve"> among the 747 counties with a severe restriction on record. The model scores five county traits: population, median household income, operating wind capacity, megawatts of wind, solar and storage requested in interconnection queues, and the share of neighboring counties with a severe restriction.</w:t>
       </w:r>
       <w:r>
         <w:rPr>
@@ -1503,16 +1453,7 @@
         <w:footnoteReference w:id="2"/>
       </w:r>
       <w:r>
-        <w:t xml:space="preserve"> Within Texas, Harris ranks 18</w:t>
-      </w:r>
-      <w:r>
-        <w:rPr>
-          <w:vertAlign w:val="superscript"/>
-        </w:rPr>
-        <w:t>th</w:t>
-      </w:r>
-      <w:r>
-        <w:t xml:space="preserve"> of 254 counties, behind Tarrant (0.81), Denton (0.73) and Fort Bend (0.72); the Texas median is 0.13.</w:t>
+        <w:t xml:space="preserve"> In Texas, Tarrant (0.81), Denton (0.73) and Fort Bend (0.72) score highest; the state median is 0.13.</w:t>
       </w:r>
     </w:p>
     <w:p>
@@ -1531,7 +1472,7 @@
         <w:spacing w:after="200"/>
       </w:pPr>
       <w:r>
-        <w:t>The County Restriction Score comes from Hawthorn's county model, a regularized logistic regression selected by a pre-registered stability rule from nine candidate traits and validated with five-fold cross-validation repeated five times. Every county is scored out of fold, and a cross-fitted recalibration layer keeps scores aligned with observed rates (calibration slope 0.99). The scale sorts all 3,144 counties into ten equal deciles; the share of counties with a severe restriction climbs from 3.5 percent in the lowest decile to 65 percent in the highest. Harris sits in the eighth.</w:t>
+        <w:t>The score comes from Hawthorn's county model, a regularized logistic regression whose traits were chosen from nine candidates by a pre-registered stability rule and validated with five-fold cross-validation repeated five times. Every county is scored out of fold, and a cross-fitted recalibration keeps scores in line with observed rates (calibration slope 0.99). Across ten equal deciles of the 3,144 counties, the share with a severe restriction rises from 3.5 percent in the lowest to 65 percent in the highest. Harris is in the eighth.</w:t>
       </w:r>
     </w:p>
     <w:p>
@@ -4774,7 +4715,7 @@
         <w:spacing w:after="200"/>
       </w:pPr>
       <w:r>
-        <w:t>Benchmarked to the average U.S. county, Harris's population and its interconnection queue account for about two-thirds of the movement in its score. Its neighbors pull the other way: only one of seven carries a severe restriction on record. Its partisan margin, near the top of the national range for Democratic lean, contributes nothing, because the 2024 margin did not keep a stable sign across the model's cross-validation folds and was dropped.</w:t>
+        <w:t>Against the average U.S. county, Harris's population and interconnection queue account for about two-thirds of the movement in its score. Its neighbors pull the other way: one of seven has a severe restriction on record. Its partisan margin contributes nothing, because the 2024 margin did not keep a stable sign across the model's cross-validation folds and was dropped.</w:t>
       </w:r>
     </w:p>
     <w:p>
@@ -5909,16 +5850,7 @@
         <w:spacing w:after="200"/>
       </w:pPr>
       <w:r>
-        <w:t xml:space="preserve">Harris's record sits in line with its expected risk. Its structural peers, </w:t>
-      </w:r>
-      <w:r>
-        <w:rPr>
-          <w:i/>
-        </w:rPr>
-        <w:t>e.g.,</w:t>
-      </w:r>
-      <w:r>
-        <w:t xml:space="preserve"> other American counties matched on population, density, education and 2024 margin,</w:t>
+        <w:t>Harris's record is in line with its profile. Its structural peers (other U.S. counties matched on population, density, education and 2024 margin)</w:t>
       </w:r>
       <w:r>
         <w:rPr>
@@ -5927,7 +5859,7 @@
         <w:footnoteReference w:id="6"/>
       </w:r>
       <w:r>
-        <w:t xml:space="preserve"> have a median score of 0.39, and five of the ten carry a recorded severe restriction. Harris's five records place it in the 95</w:t>
+        <w:t xml:space="preserve"> have a median score of 0.39, and five of the ten have a severe restriction on record. Harris's five records put it in the 95</w:t>
       </w:r>
       <w:r>
         <w:rPr>
@@ -5936,7 +5868,7 @@
         <w:t>th</w:t>
       </w:r>
       <w:r>
-        <w:t xml:space="preserve"> percentile nationally by count, but spread across five million residents they amount to 0.1 per 100,000, the 56</w:t>
+        <w:t xml:space="preserve"> percentile nationally by count; spread across five million residents, they come to 0.1 per 100,000, the 56</w:t>
       </w:r>
       <w:r>
         <w:rPr>
@@ -5959,7 +5891,7 @@
         <w:t>Comparable outcomes:</w:t>
       </w:r>
       <w:r>
-        <w:t xml:space="preserve"> The platform records few decided contested projects in Texas, and those it holds are mostly rural wind and solar fights. In the Houston region, battery outcomes have split: Tomball (2023) and Katy (2024, in Waller County) denied projects near homes; Baytown (2025) and League City (2024 to 2025) approved projects with conditions; and the large industrial-site projects in Houston and unincorporated Harris advanced without a recorded fight. Only 7 of 575 contested projects nationally carry a date finer than a year, so we do not report decision timelines for renewables.</w:t>
+        <w:t xml:space="preserve"> The platform records few decided contested projects in Texas, mostly rural wind and solar fights. Around Houston, battery outcomes have split: Tomball (2023) and Katy (2024, in Waller County) denied projects near homes; Baytown (2025) and League City (2024 to 2025) approved projects with conditions; and the large industrial-site projects in Houston and unincorporated Harris advanced without a recorded fight. Only 7 of 575 contested projects nationally carry a date finer than a year, so we do not report decision timelines.</w:t>
       </w:r>
     </w:p>
     <w:p>
@@ -7467,7 +7399,7 @@
         <w:t>County Restriction Score and decile:</w:t>
       </w:r>
       <w:r>
-        <w:t xml:space="preserve"> A calibrated 0 to 1 measure of how closely a county resembles counties that have enacted severe wind, solar or battery-storage restrictions (an explicit moratorium or ban, or terms likely to act as one, such as a solar or storage setback of 1,000 feet or more), reported with its likely range and its national decile (Table 1). It is a resemblance measure over county profiles, not a forecast for any specific project, and its drivers are predictive associations, not causes.</w:t>
+        <w:t xml:space="preserve"> A calibrated 0 to 1 measure of how closely a county resembles counties that have enacted severe wind, solar or battery-storage restrictions (an explicit moratorium or ban, or terms likely to act as one, such as a solar or storage setback of 1,000 feet or more). It is reported with its likely range and national decile (Table 1). It describes county profiles, not any specific project, and its drivers are predictive associations, not causes.</w:t>
       </w:r>
     </w:p>
     <w:p>
@@ -8002,7 +7934,7 @@
         <w:t>Outcome tiers:</w:t>
       </w:r>
       <w:r>
-        <w:t xml:space="preserve"> Hawthorn Intelligence records project results with activity-descriptive tiers. Only terminal dispositions count as decided; a vote that has not produced a final disposition stays pending.</w:t>
+        <w:t xml:space="preserve"> Project results, recorded by what happened. Only terminal dispositions count as decided; a vote that has not produced a final disposition stays pending.</w:t>
       </w:r>
     </w:p>
     <w:p>
@@ -8523,7 +8455,7 @@
         <w:t>Trust tiers:</w:t>
       </w:r>
       <w:r>
-        <w:t xml:space="preserve"> Model traits are tiered by exposure to detection bias. Tier 1 traits (operating wind capacity and interconnection requests, both from federal and grid-operator records) carry the least exposure. Tier 2 (neighbors' restrictions) inherits whatever the restriction record misses. Tier 3 traits (population and income) also track news coverage and are read with more caution (Table 3).</w:t>
+        <w:t xml:space="preserve"> Model traits are tiered by exposure to detection bias. Tier 1 (operating wind capacity and interconnection requests, from federal and grid-operator records) carries the least. Tier 2 (neighbors' restrictions) inherits whatever the restriction record misses. Tier 3 (population and income) also tracks news coverage and is read with more caution (Table 3).</w:t>
       </w:r>
     </w:p>
     <w:p>
@@ -8546,7 +8478,7 @@
         <w:t>Power access:</w:t>
       </w:r>
       <w:r>
-        <w:t xml:space="preserve"> Houston is a load pocket. Imports from the north have long been among ERCOT's costliest congestion points, and storage near the load captures those price spreads. Developers have also found ready-made interconnections at retired power plants: Jupiter's Callisto projects sit on the former H.O. Clarke plant site, AES's Beacon and Sigma at the former Deepwater station, and Black Mountain's Outer Loop at Greens Bayou. Demand is rising fast: CenterPoint has 12.2 GW of committed industrial load, </w:t>
+        <w:t xml:space="preserve"> Houston is a load pocket. Imports from the north have long been among ERCOT's costliest congestion points, and storage near the load captures those price spreads. Retired power plants offer ready-made interconnections: Jupiter's Callisto projects sit on the former H.O. Clarke site, AES's Beacon and Sigma at the former Deepwater station, and Black Mountain's Outer Loop at Greens Bayou. Demand is rising: CenterPoint has 12.2 GW of committed industrial load, </w:t>
       </w:r>
       <w:hyperlink r:id="rId13" w:history="1">
         <w:r>
@@ -8579,7 +8511,7 @@
         </w:r>
       </w:hyperlink>
       <w:r>
-        <w:t xml:space="preserve"> a roughly $2.7 billion resiliency plan, and the county itself broke ground in September 2026 on an </w:t>
+        <w:t xml:space="preserve"> a roughly $2.7 billion resiliency plan, and in September 2026 the county broke ground on an </w:t>
       </w:r>
       <w:hyperlink r:id="rId19" w:history="1">
         <w:r>
@@ -8604,7 +8536,7 @@
         <w:t>Land use</w:t>
       </w:r>
       <w:r>
-        <w:t xml:space="preserve"> tends to be the friction point. Where the land is industrial, as at H.O. Clarke, Jupiter Power reportedly met no opposition. Where it is suburban, as with Claire's nine acres of Suburban Residential land in Baytown, proximity to homes becomes the issue. Pasadena's code makes the trade explicit: it permits storage only near utility property and away from homes, schools and flood zones.</w:t>
+        <w:t xml:space="preserve"> is where the friction is. On industrial land, as at H.O. Clarke, Jupiter Power reportedly met no opposition. On suburban land, as with Claire's nine acres zoned Suburban Residential in Baytown, proximity to homes became the issue. Pasadena's code makes the trade explicit: storage only near utility property and away from homes, schools and flood zones.</w:t>
       </w:r>
     </w:p>
     <w:p>
@@ -8819,7 +8751,7 @@
         </w:r>
       </w:hyperlink>
       <w:r>
-        <w:t xml:space="preserve"> that "a municipality or county may not adopt, enforce, or maintain an ordinance, order, or rule regulating conduct in a field of regulation that is inconsistent with the standards." Pasadena's code mixes fire-design rules with land-use siting rules; which parts survive will depend on the department's final rules, which were still an </w:t>
+        <w:t xml:space="preserve"> that "a municipality or county may not adopt, enforce, or maintain an ordinance, order, or rule regulating conduct in a field of regulation that is inconsistent with the standards." Pasadena's code mixes fire-design rules with land-use siting rules. Which parts survive depends on the department's final rules, still an </w:t>
       </w:r>
       <w:hyperlink r:id="rId27" w:history="1">
         <w:r>
@@ -8830,7 +8762,7 @@
         </w:r>
       </w:hyperlink>
       <w:r>
-        <w:t xml:space="preserve"> as of October 16, 2026.</w:t>
+        <w:t xml:space="preserve"> on October 16, 2026.</w:t>
       </w:r>
     </w:p>
     <w:p>
@@ -8847,7 +8779,7 @@
         <w:pStyle w:val="ListParagraph"/>
         <w:numPr>
           <w:ilvl w:val="0"/>
-          <w:numId w:val="12"/>
+          <w:numId w:val="14"/>
         </w:numPr>
         <w:spacing w:after="80"/>
       </w:pPr>
@@ -8858,7 +8790,7 @@
         <w:t>Claire BESS</w:t>
       </w:r>
       <w:r>
-        <w:t xml:space="preserve"> (Balanced Rock Power; BRP Blue Topaz 3 LLC): up to 406 MW on about nine acres at 1010 Bob Smith Road, Baytown, zoned Suburban Residential, next to a CenterPoint substation, interconnecting at Cedar Bayou 138 kV. The planning commission </w:t>
+        <w:t xml:space="preserve"> (Balanced Rock Power; BRP Blue Topaz 3 LLC): 1010 Bob Smith Road, Baytown, interconnecting at Cedar Bayou 138 kV. Planning commission </w:t>
       </w:r>
       <w:hyperlink r:id="rId28" w:history="1">
         <w:r>
@@ -8869,7 +8801,7 @@
         </w:r>
       </w:hyperlink>
       <w:r>
-        <w:t xml:space="preserve"> on November 11, 2025, after the developer widened setbacks from 40 to more than 200 feet; council approved it November 13, by a 4-3 vote as reported by the Baytown Sun. The developer projects more than $40 million in property taxes over 20 years; operation is planned for December 2027.</w:t>
+        <w:t xml:space="preserve"> on November 11, 2025; council approved it November 13. The developer projects more than $40 million in property taxes over 20 years; operation is planned for December 2027.</w:t>
       </w:r>
     </w:p>
     <w:p>
@@ -8877,7 +8809,7 @@
         <w:pStyle w:val="ListParagraph"/>
         <w:numPr>
           <w:ilvl w:val="0"/>
-          <w:numId w:val="12"/>
+          <w:numId w:val="14"/>
         </w:numPr>
         <w:spacing w:after="80"/>
       </w:pPr>
@@ -8888,7 +8820,7 @@
         <w:t>Massey Energy Storage</w:t>
       </w:r>
       <w:r>
-        <w:t xml:space="preserve"> (Cypress Creek Renewables): 100 MW on about 15.5 acres at 2015 Massey Tompkins Road, Baytown; rezoned to General Commercial with a special use permit on August 14, 2025. LiUNA Local 350's president said the union was considering a ballot measure; we found no evidence it went forward. The developer projects about $20 million in taxes over 20 years.</w:t>
+        <w:t xml:space="preserve"> (Cypress Creek Renewables): about 15.5 acres at 2015 Massey Tompkins Road, Baytown; rezoned to General Commercial with a special use permit on August 14, 2025. We found no evidence the union's ballot measure went forward. The developer projects about $20 million in taxes over 20 years.</w:t>
       </w:r>
     </w:p>
     <w:p>
@@ -8896,7 +8828,7 @@
         <w:pStyle w:val="ListParagraph"/>
         <w:numPr>
           <w:ilvl w:val="0"/>
-          <w:numId w:val="12"/>
+          <w:numId w:val="14"/>
         </w:numPr>
         <w:spacing w:after="80"/>
       </w:pPr>
@@ -8907,7 +8839,7 @@
         <w:t>Pitchford Road BESS</w:t>
       </w:r>
       <w:r>
-        <w:t xml:space="preserve"> (Black Mountain Energy Storage; landowner Michael Kirtley), Tomball: council rezoned the land to light industrial but unanimously denied the conditional use permit on June 19, 2023; size not reported.</w:t>
+        <w:t xml:space="preserve"> (Black Mountain Energy Storage; landowner Michael Kirtley), Tomball: the council rezoned the land to light industrial but denied the conditional use permit on June 19, 2023; size not reported.</w:t>
       </w:r>
     </w:p>
     <w:p>
@@ -8915,7 +8847,7 @@
         <w:pStyle w:val="ListParagraph"/>
         <w:numPr>
           <w:ilvl w:val="0"/>
-          <w:numId w:val="12"/>
+          <w:numId w:val="14"/>
         </w:numPr>
         <w:spacing w:after="80"/>
       </w:pPr>
@@ -8943,20 +8875,7 @@
         <w:spacing w:after="200"/>
       </w:pPr>
       <w:r>
-        <w:t>Organized groups on record: none specific to Harris County.</w:t>
-      </w:r>
-    </w:p>
-    <w:p>
-      <w:pPr>
-        <w:pStyle w:val="ListParagraph"/>
-        <w:numPr>
-          <w:ilvl w:val="0"/>
-          <w:numId w:val="13"/>
-        </w:numPr>
-        <w:spacing w:after="80"/>
-      </w:pPr>
-      <w:r>
-        <w:t xml:space="preserve">LiUNA Local 350, the laborers' union, whose president Robert Ramos </w:t>
+        <w:t xml:space="preserve">Organized groups on record: none specific to Harris County. Opponents on record are LiUNA Local 350, whose president Robert Ramos </w:t>
       </w:r>
       <w:hyperlink r:id="rId29" w:history="1">
         <w:r>
@@ -8967,28 +8886,7 @@
         </w:r>
       </w:hyperlink>
       <w:r>
-        <w:t xml:space="preserve"> the Massey project and raised a possible ballot measure in August 2025.</w:t>
-      </w:r>
-    </w:p>
-    <w:p>
-      <w:pPr>
-        <w:pStyle w:val="ListParagraph"/>
-        <w:numPr>
-          <w:ilvl w:val="0"/>
-          <w:numId w:val="13"/>
-        </w:numPr>
-        <w:spacing w:after="80"/>
-      </w:pPr>
-      <w:r>
-        <w:t>Residents of Baytown's Country Club View neighborhood, who opposed the Claire project at the November 2025 hearings.</w:t>
-      </w:r>
-    </w:p>
-    <w:p>
-      <w:pPr>
-        <w:spacing w:after="200"/>
-      </w:pPr>
-      <w:r>
-        <w:t xml:space="preserve">Concerns raised on the record include fire and explosion risk, toxic plumes, proximity to homes and schools, hurricane and freeze resilience, flooding, and the capacity of local fire departments. Regionally, the League City petition (more than 700 signatures, 2024) and the Katy campaign against Ochoa (2024 to 2026) are the organized precedents. Waller County Judge Trey Duhon has </w:t>
+        <w:t xml:space="preserve"> Massey in August 2025, and residents of Baytown's Country Club View neighborhood, who opposed Claire. Concerns include fire and explosion risk, toxic plumes, proximity to homes and schools, hurricane and freeze resilience, flooding and the capacity of local fire departments. Waller County Judge Trey Duhon has </w:t>
       </w:r>
       <w:hyperlink r:id="rId30" w:history="1">
         <w:r>
@@ -8999,7 +8897,7 @@
         </w:r>
       </w:hyperlink>
       <w:r>
-        <w:t xml:space="preserve"> sub-regional planning commissions under Chapter 391 of the Local Government Code as a tool for counties to resist battery projects.</w:t>
+        <w:t xml:space="preserve"> sub-regional planning commissions under Chapter 391 of the Local Government Code as a way for counties to resist battery projects.</w:t>
       </w:r>
     </w:p>
     <w:p>
@@ -9035,7 +8933,7 @@
         <w:spacing w:after="200"/>
       </w:pPr>
       <w:r>
-        <w:t>In Pasadena, Thomas Schoenbein, who moved or seconded both moratorium ordinances as a councilmember, was elected mayor in 2025. Every Pasadena vote on storage was unanimous.</w:t>
+        <w:t>In Pasadena, Thomas Schoenbein, who moved or seconded both moratorium ordinances as a councilmember, was elected mayor in 2025.</w:t>
       </w:r>
     </w:p>
     <w:p>
@@ -9052,7 +8950,7 @@
         <w:spacing w:after="200"/>
       </w:pPr>
       <w:r>
-        <w:t xml:space="preserve">Texas has no state siting permit for wind, solar or storage plants, and the 2025 session left that unchanged: SB 819, which would have created one for renewable plants of 10 MW or more, passed the Senate and </w:t>
+        <w:t xml:space="preserve">Texas has no state siting permit for wind, solar or storage plants, and the 2025 session left that unchanged. SB 819, which would have required one for renewable plants of 10 MW or more, passed the Senate and </w:t>
       </w:r>
       <w:hyperlink r:id="rId32" w:history="1">
         <w:r>
@@ -9063,7 +8961,7 @@
         </w:r>
       </w:hyperlink>
       <w:r>
-        <w:t xml:space="preserve"> in House State Affairs, as did SB 388 and SB 715. What passed was storage-specific. HB 3809 adds decommissioning and financial-assurance terms to battery leases signed from September 1, 2025. HB 3824 creates state fire standards for batteries entering service from 2027 and limits local rules inconsistent with them. SB 6 reshapes how large loads such as data centers connect to the ERCOT grid.</w:t>
+        <w:t xml:space="preserve"> in House State Affairs, as did SB 388 and SB 715. What passed was storage-specific: HB 3809 adds decommissioning and financial-assurance terms to battery leases signed from September 1, 2025, and HB 3824 creates state fire standards for batteries entering service from 2027 and limits local rules inconsistent with them. SB 6 changes how large loads such as data centers connect to the ERCOT grid.</w:t>
       </w:r>
     </w:p>
     <w:p>
@@ -9071,7 +8969,7 @@
         <w:spacing w:after="200"/>
       </w:pPr>
       <w:r>
-        <w:t xml:space="preserve">The pressure has not eased. The House State Affairs Committee held an interim </w:t>
+        <w:t xml:space="preserve">The House State Affairs Committee held an interim </w:t>
       </w:r>
       <w:hyperlink r:id="rId33" w:history="1">
         <w:r>
@@ -9082,94 +8980,7 @@
         </w:r>
       </w:hyperlink>
       <w:r>
-        <w:t xml:space="preserve"> on battery safety on April 23, 2026, where public comments were dominated by rural opponents; Senate committees took up renewable decommissioning and storage in September 2026. Industry, led by the Advanced Power Alliance, argues the 2025 laws "strike the right balance"; the Republican Party of Texas has called for tighter limits. The 90th Legislature convenes in January 2027.</w:t>
-      </w:r>
-    </w:p>
-    <w:p>
-      <w:pPr>
-        <w:pStyle w:val="Heading2"/>
-        <w:spacing w:before="240" w:after="80"/>
-      </w:pPr>
-      <w:r>
-        <w:t>What to watch</w:t>
-      </w:r>
-    </w:p>
-    <w:p>
-      <w:pPr>
-        <w:pStyle w:val="ListParagraph"/>
-        <w:numPr>
-          <w:ilvl w:val="0"/>
-          <w:numId w:val="9"/>
-        </w:numPr>
-        <w:spacing w:after="80"/>
-      </w:pPr>
-      <w:r>
-        <w:t>Texas Department of Insurance: formal proposal and adoption of HB 3824 battery fire-safety rules, governing projects entering service on or after January 1, 2027</w:t>
-      </w:r>
-    </w:p>
-    <w:p>
-      <w:pPr>
-        <w:pStyle w:val="ListParagraph"/>
-        <w:numPr>
-          <w:ilvl w:val="0"/>
-          <w:numId w:val="9"/>
-        </w:numPr>
-        <w:spacing w:after="80"/>
-      </w:pPr>
-      <w:r>
-        <w:t>November 3, 2026: county judge (Plummer v. Sanchez) and Commissioners Court Precincts 2 and 4</w:t>
-      </w:r>
-    </w:p>
-    <w:p>
-      <w:pPr>
-        <w:pStyle w:val="ListParagraph"/>
-        <w:numPr>
-          <w:ilvl w:val="0"/>
-          <w:numId w:val="9"/>
-        </w:numPr>
-        <w:spacing w:after="80"/>
-      </w:pPr>
-      <w:r>
-        <w:t>January 2027: 90th Legislature convenes; renewable permitting and battery setback bills expected</w:t>
-      </w:r>
-    </w:p>
-    <w:p>
-      <w:pPr>
-        <w:pStyle w:val="ListParagraph"/>
-        <w:numPr>
-          <w:ilvl w:val="0"/>
-          <w:numId w:val="9"/>
-        </w:numPr>
-        <w:spacing w:after="80"/>
-      </w:pPr>
-      <w:r>
-        <w:t>Baytown: Claire (planned December 2027) and Massey (planned January 2028), and any ballot measure</w:t>
-      </w:r>
-    </w:p>
-    <w:p>
-      <w:pPr>
-        <w:pStyle w:val="ListParagraph"/>
-        <w:numPr>
-          <w:ilvl w:val="0"/>
-          <w:numId w:val="9"/>
-        </w:numPr>
-        <w:spacing w:after="80"/>
-      </w:pPr>
-      <w:r>
-        <w:t>AES Beacon and Sigma at Deepwater (projected October 2029) and the application of Pasadena's Article XII</w:t>
-      </w:r>
-    </w:p>
-    <w:p>
-      <w:pPr>
-        <w:pStyle w:val="ListParagraph"/>
-        <w:numPr>
-          <w:ilvl w:val="0"/>
-          <w:numId w:val="9"/>
-        </w:numPr>
-        <w:spacing w:after="80"/>
-      </w:pPr>
-      <w:r>
-        <w:t>CenterPoint's data-center load additions and ERCOT's Batch Zero results</w:t>
+        <w:t xml:space="preserve"> on battery safety on April 23, 2026, where rural opponents dominated public comment; Senate committees took up renewable decommissioning and storage in September 2026. The Advanced Power Alliance, for the industry, argues the 2025 laws "strike the right balance"; the Republican Party of Texas has called for tighter limits.</w:t>
       </w:r>
     </w:p>
     <w:p>
@@ -11695,6 +11506,12 @@
     </w:lvlOverride>
   </w:num>
   <w:num w:numId="13">
+    <w:abstractNumId w:val="10"/>
+    <w:lvlOverride w:ilvl="0">
+      <w:startOverride w:val="1"/>
+    </w:lvlOverride>
+  </w:num>
+  <w:num w:numId="14">
     <w:abstractNumId w:val="10"/>
     <w:lvlOverride w:ilvl="0">
       <w:startOverride w:val="1"/>

--- a/deliverables/case_study_templates/renewables_2026-10-16/Example_Case_Study_Harris_County_TX_Renewables.docx
+++ b/deliverables/case_study_templates/renewables_2026-10-16/Example_Case_Study_Harris_County_TX_Renewables.docx
@@ -289,7 +289,7 @@
         <w:spacing w:after="200"/>
       </w:pPr>
       <w:r>
-        <w:t>Harris County, home to about 5 million people in and around Houston, has 776 MW of batteries operating and held about 7.8 GW of interconnection requests at the end of 2025. Its suburban cities have moved from pauses to permanent rules: Pasadena replaced its moratorium with a storage code in April 2025, Tomball denied a project, and Baytown approved two over objections. Harris's County Restriction Score of 0.36 places it in decile 8 of 10, and its evidence record is Verified.</w:t>
+        <w:t>Harris County, home to about 5 million people in and around Houston, has 776 MW of batteries operating and held about 7.1 GW of active interconnection requests at the end of 2025. Its suburban cities have moved from pauses to permanent rules: Pasadena replaced its moratorium with a storage code in April 2025, Tomball denied a project, and Baytown approved two over objections. Harris's County Restriction Score of 0.36 places it in decile 8 of 10, and its evidence record is Verified.</w:t>
       </w:r>
     </w:p>
     <w:p>
@@ -768,7 +768,7 @@
                 <w:b/>
                 <w:sz w:val="20"/>
               </w:rPr>
-              <w:t>1 blocked; 2 advanced</w:t>
+              <w:t>1 blocked; 2 approved (1 with conditions)</w:t>
             </w:r>
           </w:p>
         </w:tc>
@@ -952,7 +952,7 @@
         <w:spacing w:after="80"/>
       </w:pPr>
       <w:r>
-        <w:t>Median household income $74,983; 34.2 percent of adults 25 and older hold a bachelor's degree (ACS 2020-2024)</w:t>
+        <w:t>Median household income $74,983; 34.2 percent of adults 25 and older hold a bachelor's degree or higher (ACS 2020-2024)</w:t>
       </w:r>
     </w:p>
     <w:p>
@@ -1472,7 +1472,7 @@
         <w:spacing w:after="200"/>
       </w:pPr>
       <w:r>
-        <w:t>The score comes from Hawthorn's county model, a regularized logistic regression whose traits were chosen from nine candidates by a pre-registered stability rule and validated with five-fold cross-validation repeated five times. Every county is scored out of fold, and a cross-fitted recalibration keeps scores in line with observed rates (calibration slope 0.99). Across ten equal deciles of the 3,144 counties, the share with a severe restriction rises from 3.5 percent in the lowest to 65 percent in the highest. Harris is in the eighth.</w:t>
+        <w:t>The score comes from Hawthorn's county model, a regularized logistic regression whose traits were chosen from nine candidates by a pre-registered stability rule and validated with five-fold cross-validation repeated five times. Every county is scored out of fold, and a cross-fitted recalibration keeps scores in line with observed rates (calibration slope 1.00). Across ten equal deciles of the 3,144 counties, the share with a severe restriction rises from 3.5 percent in the lowest to 65 percent in the highest. Harris is in the eighth.</w:t>
       </w:r>
     </w:p>
     <w:p>
@@ -5891,7 +5891,7 @@
         <w:t>Comparable outcomes:</w:t>
       </w:r>
       <w:r>
-        <w:t xml:space="preserve"> The platform records few decided contested projects in Texas, mostly rural wind and solar fights. Around Houston, battery outcomes have split: Tomball (2023) and Katy (2024, in Waller County) denied projects near homes; Baytown (2025) and League City (2024 to 2025) approved projects with conditions; and the large industrial-site projects in Houston and unincorporated Harris advanced without a recorded fight. Only 7 of 575 contested projects nationally carry a date finer than a year, so we do not report decision timelines.</w:t>
+        <w:t xml:space="preserve"> The platform records few decided contested projects in Texas, mostly rural wind and solar fights. Around Houston, battery outcomes have split: Tomball (2023) and Katy (2024, in Waller County) denied projects near homes; Baytown (2025) and League City (2024 to 2025) approved projects with conditions; and the large industrial-site projects in Houston and unincorporated Harris advanced without a recorded fight.</w:t>
       </w:r>
     </w:p>
     <w:p>
@@ -8779,7 +8779,7 @@
         <w:pStyle w:val="ListParagraph"/>
         <w:numPr>
           <w:ilvl w:val="0"/>
-          <w:numId w:val="14"/>
+          <w:numId w:val="15"/>
         </w:numPr>
         <w:spacing w:after="80"/>
       </w:pPr>
@@ -8809,7 +8809,7 @@
         <w:pStyle w:val="ListParagraph"/>
         <w:numPr>
           <w:ilvl w:val="0"/>
-          <w:numId w:val="14"/>
+          <w:numId w:val="15"/>
         </w:numPr>
         <w:spacing w:after="80"/>
       </w:pPr>
@@ -8828,7 +8828,7 @@
         <w:pStyle w:val="ListParagraph"/>
         <w:numPr>
           <w:ilvl w:val="0"/>
-          <w:numId w:val="14"/>
+          <w:numId w:val="15"/>
         </w:numPr>
         <w:spacing w:after="80"/>
       </w:pPr>
@@ -8847,7 +8847,7 @@
         <w:pStyle w:val="ListParagraph"/>
         <w:numPr>
           <w:ilvl w:val="0"/>
-          <w:numId w:val="14"/>
+          <w:numId w:val="15"/>
         </w:numPr>
         <w:spacing w:after="80"/>
       </w:pPr>
@@ -10123,7 +10123,7 @@
           <w:sz w:val="16"/>
           <w:szCs w:val="16"/>
         </w:rPr>
-        <w:t xml:space="preserve"> Model validation: cross-validated AUC (area under the ROC curve: the chance a restricted county outscores an unrestricted one) 0.78 (0.81 when whole states are held out), Brier (mean squared error of the scores) score 0.145 against a 0.181 no-skill baseline (skill 0.20), expected calibration error 0.016, across 3,144 counties; it passes the platform's pre-registered calibration gate. Median scores for restricted and unrestricted counties sit 21 points apart (0.34 and 0.14). This is a provisional fit made for this report; the platform's own county model is still being built.</w:t>
+        <w:t xml:space="preserve"> Model validation: cross-validated AUC (area under the ROC curve: the chance a restricted county outscores an unrestricted one) 0.78 (0.81 when whole states are held out), Brier (mean squared error of the scores) score 0.145 against a 0.181 no-skill baseline (skill 0.20), expected calibration error 0.016 (0.010 on the gate's equal-width bins), across 3,144 counties; it passes the platform's pre-registered calibration gate. Median scores for restricted and unrestricted counties sit 21 points apart (0.34 and 0.14). This is a provisional fit made for this report; the platform's own county model is still being built.</w:t>
       </w:r>
     </w:p>
   </w:footnote>
@@ -10171,7 +10171,7 @@
           <w:sz w:val="16"/>
           <w:szCs w:val="16"/>
         </w:rPr>
-        <w:t xml:space="preserve"> Percentiles are mid-rank: the share of counties below Harris plus half of ties. The margin row ranks Democratic lean. Opposition records include the Pasadena storage code and the three contested projects this review found, which the platform's published data does not yet hold; all other counties' records are as published. Demographic rows show the model inputs (ACS 2020-2024).</w:t>
+        <w:t xml:space="preserve"> Percentiles are mid-rank: the share of counties below Harris plus half of ties. The margin row ranks Democratic lean. Opposition records include the Pasadena storage code and the three contested projects this review found, which the platform's published data does not yet hold; all other counties' records are as published. Demographic rows show the model inputs (ACS 2020-2024). Operating solar counts every EIA-860M plant that lists solar among its technologies, so Harris's 136 MW includes the battery half of the Liberty hybrid; solar alone is about 72 MW. Interconnection requests cover all statuses (about 7.1 GW was active at the end of 2025).</w:t>
       </w:r>
     </w:p>
   </w:footnote>
@@ -11512,6 +11512,12 @@
     </w:lvlOverride>
   </w:num>
   <w:num w:numId="14">
+    <w:abstractNumId w:val="10"/>
+    <w:lvlOverride w:ilvl="0">
+      <w:startOverride w:val="1"/>
+    </w:lvlOverride>
+  </w:num>
+  <w:num w:numId="15">
     <w:abstractNumId w:val="10"/>
     <w:lvlOverride w:ilvl="0">
       <w:startOverride w:val="1"/>

--- a/deliverables/case_study_templates/renewables_2026-10-16/Example_Case_Study_Harris_County_TX_Renewables.docx
+++ b/deliverables/case_study_templates/renewables_2026-10-16/Example_Case_Study_Harris_County_TX_Renewables.docx
@@ -147,7 +147,7 @@
         <w:t>Friction is city by city</w:t>
       </w:r>
       <w:r>
-        <w:t>: Pasadena paused battery permits and then adopted a storage code with 500-foot residential setbacks and a five-acre site cap. Tomball denied a project in 2023. Baytown approved two in 2025 over resident and union objections, one on a reported 4-3 vote.</w:t>
+        <w:t>: Pasadena paused battery permits and then adopted a storage code with 500-foot residential setbacks and a five-acre site cap. Tomball denied a project in 2023. Baytown approved two in 2025 with conditions, over resident and union objections, one on a 4-3 vote.</w:t>
       </w:r>
     </w:p>
     <w:p>
@@ -229,7 +229,7 @@
         <w:spacing w:after="200"/>
       </w:pPr>
       <w:r>
-        <w:t>Harris County is open to battery storage, but its zoned suburbs no longer approve it as a matter of course. Most of the county, the City of Houston and the unincorporated areas, has no zoning, and there the county fire marshal's annual permit is the main local requirement. Large batteries on industrial land there have been built without recorded opposition. The suburban cities that do zone (Pasadena, Tomball and Baytown) have each paused, restricted, denied or narrowly approved a battery project since 2023.</w:t>
+        <w:t>Harris County is open to battery storage, but its zoned suburbs no longer approve it as a matter of course. Most of the county, the City of Houston and the unincorporated areas, has no zoning. In the unincorporated areas the county fire marshal's annual permit is the main local requirement; Houston applies its own fire code. We found no recorded opposition to the large batteries built on industrial land there. The suburban cities that do zone (Pasadena, Tomball and Baytown) have each paused, restricted, denied or narrowly approved a battery project since 2023.</w:t>
       </w:r>
     </w:p>
     <w:p>
@@ -255,7 +255,7 @@
         <w:t>th</w:t>
       </w:r>
       <w:r>
-        <w:t xml:space="preserve"> of 254 Texas counties. The score measures how closely a county's profile resembles counties that have enacted severe restrictions; it is not a forecast for any project. Population and interconnection-queue megawatts drive most of it. The restriction record is Verified: we read Pasadena's moratorium and the ordinance that replaced it in the city's own minutes.</w:t>
+        <w:t xml:space="preserve"> of 254 Texas counties. The score measures how closely a county's profile resembles counties that have enacted severe restrictions; it is not a forecast for any project. Population and interconnection-queue megawatts drive most of it. The restriction record is Verified: we read Pasadena's votes in its council minutes, and the moratorium extension and the ordinance that replaced it in its agenda packets.</w:t>
       </w:r>
     </w:p>
     <w:p>
@@ -263,7 +263,7 @@
         <w:spacing w:after="200"/>
       </w:pPr>
       <w:r>
-        <w:t>Developers come for retired power-plant sites with high-voltage connections, a Houston load pocket where congestion rewards storage near load, and fast-rising demand: CenterPoint expects 8 GW of data-center load by 2029. The objections on record are about proximity. Every contested project was a battery near homes or schools, and opponents cited fire, toxic plumes and hurricane resilience, not views or farmland. Projects on industrial land in Houston and the unincorporated county have moved without public fights; projects near housing in the zoned suburbs have faced special use permits, plume modeling and close votes.</w:t>
+        <w:t>Developers come for power-plant sites with high-voltage connections and fast-rising demand: CenterPoint expects 8 GW of data-center load by 2029. The objections on record are about proximity. Every contested project was a battery near homes or schools, and opponents cited fire and toxic plumes, not views or farmland. Projects near housing in the zoned suburbs have faced special use permits, plume modeling and close votes.</w:t>
       </w:r>
     </w:p>
     <w:p>
@@ -716,7 +716,7 @@
               <w:rPr>
                 <w:sz w:val="20"/>
               </w:rPr>
-              <w:t>Pasadena's moratorium and storage code read in the city's minutes and ordinance packet</w:t>
+              <w:t>Pasadena's votes read in council minutes; the moratorium extension and storage code read in agenda packets</w:t>
             </w:r>
           </w:p>
         </w:tc>
@@ -768,7 +768,7 @@
                 <w:b/>
                 <w:sz w:val="20"/>
               </w:rPr>
-              <w:t>1 blocked; 2 approved (1 with conditions)</w:t>
+              <w:t>1 blocked; 2 approved with conditions</w:t>
             </w:r>
           </w:p>
         </w:tc>
@@ -1079,7 +1079,7 @@
         </w:r>
       </w:hyperlink>
       <w:r>
-        <w:t>, read in the city's minutes</w:t>
+        <w:t>, read in the city's minutes and agenda packets</w:t>
       </w:r>
     </w:p>
     <w:p>
@@ -1096,7 +1096,7 @@
         <w:spacing w:after="200"/>
       </w:pPr>
       <w:r>
-        <w:t xml:space="preserve">Harris County has no general zoning power, and the City of Houston has no zoning either. The county's tool is its fire code. The Harris County Fire Marshal's Office requires a </w:t>
+        <w:t xml:space="preserve">Harris County has no general zoning power, and the City of Houston has no zoning either. The county's tool is its fire code, which covers the unincorporated areas; Houston applies its own. The Harris County Fire Marshal's Office requires a </w:t>
       </w:r>
       <w:hyperlink r:id="rId15" w:history="1">
         <w:r>
@@ -1107,7 +1107,7 @@
         </w:r>
       </w:hyperlink>
       <w:r>
-        <w:t xml:space="preserve"> for energy-storage systems and amended the county fire code for lithium-ion storage in January and October 2025; the permit sets no setbacks. The suburban cities that zone have gone through the sequence seen elsewhere in Texas: a pause, then rules, then contested permits.</w:t>
+        <w:t xml:space="preserve"> for energy-storage systems, and Fire Marshal Laurie Christensen told legislators the county code was amended for lithium-ion storage effective January 1 and October 1, 2025. The suburban cities that zone have gone through the sequence seen elsewhere in Texas: a pause, then rules, then contested permits.</w:t>
       </w:r>
     </w:p>
     <w:p>
@@ -1115,7 +1115,7 @@
         <w:spacing w:after="200"/>
       </w:pPr>
       <w:r>
-        <w:t>Pasadena moved first. In October 2024 its council unanimously adopted a 90-day moratorium on commercial battery permits, citing "several inquiries from prospective developers" and battery-site fires nationwide. It extended the pause unanimously in January 2025 and, on April 1, 2025, replaced it with Article XII of its building code. Article XII caps sites at five acres; requires 1,500 feet between battery sites, 500 feet from residential property and 1,000 feet from schools, hospitals and other critical facilities; requires a site within 150 feet of CenterPoint property; bars mapped flood zones; and requires a special use permit backed by a hazard mitigation analysis, a fire plan and plume modeling.</w:t>
+        <w:t>Pasadena moved first. In October 2024 its council unanimously adopted a 90-day moratorium on commercial battery permits, citing "several inquiries from prospective developers" and battery-site fires nationwide. It extended the pause unanimously in January 2025 and, on April 1, 2025, replaced it with Article XII of its building code. As presented in the March 18 agenda packet, Article XII caps sites at five acres; requires 1,500 feet between battery sites, 500 feet from residential property and 1,000 feet from schools, hospitals and other critical facilities; requires a site within 150 feet of CenterPoint property; bars mapped flood zones; and requires a special use permit backed by a hazard mitigation analysis, a fire plan and plume modeling.</w:t>
       </w:r>
     </w:p>
     <w:p>
@@ -1140,7 +1140,7 @@
         <w:spacing w:after="200"/>
       </w:pPr>
       <w:r>
-        <w:t xml:space="preserve">Baytown treats battery storage as an unlisted industrial use and decides each project through rezoning and a special use permit. In August 2025 the council approved Cypress Creek Renewables' 100 MW </w:t>
+        <w:t xml:space="preserve">Baytown treats battery storage as an unlisted industrial use and decides each project by special use permit, rezoning the land where needed; it approved an uncontested battery on Garth Road that way in 2023. In August 2025 the council approved Cypress Creek Renewables' 100 MW </w:t>
       </w:r>
       <w:r>
         <w:rPr>
@@ -1149,7 +1149,7 @@
         <w:t>Massey</w:t>
       </w:r>
       <w:r>
-        <w:t xml:space="preserve"> project on about 15 acres. Residents had raised fire risk, hurricane resilience and proximity to homes, and Robert Ramos, president of LiUNA Local 350, said the union was weighing a ballot measure. Councilman Jacob Powell defended the approval: "We work in the petrochemical industry, and we are constantly doing risk assessments."</w:t>
+        <w:t xml:space="preserve"> project on about 15 acres. Residents raised fire risk and proximity to homes, and Robert Ramos, president of LiUNA Local 350, said the union was weighing a ballot measure. Councilman Jacob Powell defended the approval: "I work in the petrochemical industry, and we are constantly doing risk assessments." The permit set 200 feet from homes, a masonry wall and a 25-foot buffer.</w:t>
       </w:r>
     </w:p>
     <w:p>
@@ -1166,7 +1166,7 @@
         <w:t>Claire</w:t>
       </w:r>
       <w:r>
-        <w:t xml:space="preserve"> project, up to 406 MW on about nine acres zoned Suburban Residential next to a CenterPoint substation, won a 6-2 planning commission recommendation after the developer widened setbacks from 40 to more than 200 feet and added a masonry wall, a retention basin and an emergency plan with the fire marshal. The council approved it on a vote the Baytown Sun reported as 4-3. A resident of the adjacent Country Club View neighborhood called the concentrated power "extremely hazardous." Claire passed in a residential district, but by one vote and after major design changes.</w:t>
+        <w:t xml:space="preserve"> project, up to 406 MW on about nine acres zoned Suburban Residential next to a CenterPoint substation, won a 6-2 planning commission recommendation after the developer widened setbacks from 40 to more than 200 feet and added a masonry wall, a retention basin and an emergency plan with the fire marshal. The council approved it 4-3. A resident of the adjacent Country Club View neighborhood called the concentrated power "extremely hazardous." Claire passed in a residential district, but by one vote and after major design changes.</w:t>
       </w:r>
     </w:p>
     <w:p>
@@ -1197,7 +1197,7 @@
         <w:spacing w:after="200"/>
       </w:pPr>
       <w:r>
-        <w:t xml:space="preserve">In Houston and the unincorporated county, the large projects have moved without recorded opposition. Jupiter Power's 200 MW </w:t>
+        <w:t xml:space="preserve">In Houston and the unincorporated county, we found no recorded opposition to the large projects. Jupiter Power's </w:t>
       </w:r>
       <w:r>
         <w:rPr>
@@ -1206,7 +1206,7 @@
         <w:t>Callisto I</w:t>
       </w:r>
       <w:r>
-        <w:t xml:space="preserve"> began operating in August 2024 at the former H.O. Clarke plant site, where Callisto II (400 MW) and Pamela Heights I (100 MW) are under construction. Cypress Creek's 200 MW </w:t>
+        <w:t xml:space="preserve"> (about 200 MW) began operating in August 2024 at the former H.O. Clarke plant site, where Callisto II and Pamela Heights I are under construction. Cypress Creek's 200 MW </w:t>
       </w:r>
       <w:r>
         <w:rPr>
@@ -1276,7 +1276,7 @@
         <w:spacing w:after="200"/>
       </w:pPr>
       <w:r>
-        <w:t xml:space="preserve">The organized campaigns are next door. In League City (Galveston County), neighbors of an elementary school gathered more than 700 signatures against a 200 MW Cypress Creek project in 2024, and the city paused storage and then adopted an ordinance. In Katy, across the line in Waller County, the city denied Vesper Energy's 500 MW Ochoa project near Katy High School in October 2024; the developer asked the state utility commission to override the city, ERCOT intervened, and Vesper withdrew in July 2026. Statewide, the Republican Party of Texas adopted a </w:t>
+        <w:t xml:space="preserve">The organized campaigns are next door. In League City (Galveston County), neighbors of an elementary school petitioned against a 200 MW Cypress Creek project in 2024, and the city paused storage and then adopted an ordinance. In Katy, across the line in Waller County, the city denied Vesper Energy's 500 MW Ochoa project near Katy High School in October 2024; the developer asked the state utility commission to override the city, ERCOT intervened, and Vesper withdrew in July 2026. Statewide, the Republican Party of Texas adopted a </w:t>
       </w:r>
       <w:hyperlink r:id="rId16" w:history="1">
         <w:r>
@@ -5891,7 +5891,7 @@
         <w:t>Comparable outcomes:</w:t>
       </w:r>
       <w:r>
-        <w:t xml:space="preserve"> The platform records few decided contested projects in Texas, mostly rural wind and solar fights. Around Houston, battery outcomes have split: Tomball (2023) and Katy (2024, in Waller County) denied projects near homes; Baytown (2025) and League City (2024 to 2025) approved projects with conditions; and the large industrial-site projects in Houston and unincorporated Harris advanced without a recorded fight.</w:t>
+        <w:t xml:space="preserve"> The platform records few decided contested projects in Texas, mostly rural wind and solar fights. Around Houston, battery outcomes have split: Tomball (2023) and Katy (2024, in Waller County) denied projects near homes; Baytown (2025) and League City (2024) approved projects with conditions; and the large industrial-site projects in Houston and unincorporated Harris advanced without a recorded fight.</w:t>
       </w:r>
     </w:p>
     <w:p>
@@ -8160,7 +8160,7 @@
               <w:rPr>
                 <w:sz w:val="18"/>
               </w:rPr>
-              <w:t>Massey (Baytown, August 14, 2025)</w:t>
+              <w:t>None</w:t>
             </w:r>
           </w:p>
         </w:tc>
@@ -8252,7 +8252,7 @@
               <w:rPr>
                 <w:sz w:val="18"/>
               </w:rPr>
-              <w:t>Claire (Baytown, November 13, 2025: 200-foot-plus setbacks, wall, emergency plan)</w:t>
+              <w:t>Massey (Baytown, August 14, 2025: 200 feet from homes, wall, buffer); Claire (Baytown, November 13, 2025: 200-foot-plus setbacks, wall, emergency plan)</w:t>
             </w:r>
           </w:p>
         </w:tc>
@@ -8478,7 +8478,7 @@
         <w:t>Power access:</w:t>
       </w:r>
       <w:r>
-        <w:t xml:space="preserve"> Houston is a load pocket. Imports from the north have long been among ERCOT's costliest congestion points, and storage near the load captures those price spreads. Retired power plants offer ready-made interconnections: Jupiter's Callisto projects sit on the former H.O. Clarke site, AES's Beacon and Sigma at the former Deepwater station, and Black Mountain's Outer Loop at Greens Bayou. Demand is rising: CenterPoint has 12.2 GW of committed industrial load, </w:t>
+        <w:t xml:space="preserve"> Power-plant sites offer ready-made interconnections: Jupiter's Callisto projects sit on the former H.O. Clarke site, AES's Beacon and Sigma at the former Deepwater station, and Black Mountain's Outer Loop at the Greens Bayou plant, which still runs gas turbines. Demand is rising: CenterPoint has 12.2 GW of committed industrial load, </w:t>
       </w:r>
       <w:hyperlink r:id="rId13" w:history="1">
         <w:r>
@@ -8536,7 +8536,7 @@
         <w:t>Land use</w:t>
       </w:r>
       <w:r>
-        <w:t xml:space="preserve"> is where the friction is. On industrial land, as at H.O. Clarke, Jupiter Power reportedly met no opposition. On suburban land, as with Claire's nine acres zoned Suburban Residential in Baytown, proximity to homes became the issue. Pasadena's code makes the trade explicit: storage only near utility property and away from homes, schools and flood zones.</w:t>
+        <w:t xml:space="preserve"> is where the friction is. We found no recorded opposition on industrial land such as H.O. Clarke. On suburban land, as with Claire's nine acres zoned Suburban Residential in Baytown, proximity to homes became the issue. Pasadena's code makes the trade explicit: storage only near utility property and away from homes, schools and flood zones.</w:t>
       </w:r>
     </w:p>
     <w:p>
@@ -8702,7 +8702,7 @@
         </w:r>
       </w:hyperlink>
       <w:r>
-        <w:t xml:space="preserve"> the 406 MW Claire project in a Suburban Residential zone, reportedly 4-3.</w:t>
+        <w:t xml:space="preserve"> the 406 MW Claire project in a Suburban Residential zone, 4-3.</w:t>
       </w:r>
     </w:p>
     <w:p>
@@ -8751,7 +8751,7 @@
         </w:r>
       </w:hyperlink>
       <w:r>
-        <w:t xml:space="preserve"> that "a municipality or county may not adopt, enforce, or maintain an ordinance, order, or rule regulating conduct in a field of regulation that is inconsistent with the standards." Pasadena's code mixes fire-design rules with land-use siting rules. Which parts survive depends on the department's final rules, still an </w:t>
+        <w:t xml:space="preserve"> that, unless another statute expressly authorizes it, "a municipality or county may not adopt, enforce, or maintain an ordinance, order, or rule regulating conduct in a field of regulation that is inconsistent with the standards." Pasadena's code mixes fire-design rules with land-use siting rules. Which parts survive depends on the department's final rules, still an </w:t>
       </w:r>
       <w:hyperlink r:id="rId27" w:history="1">
         <w:r>
@@ -8779,7 +8779,7 @@
         <w:pStyle w:val="ListParagraph"/>
         <w:numPr>
           <w:ilvl w:val="0"/>
-          <w:numId w:val="15"/>
+          <w:numId w:val="16"/>
         </w:numPr>
         <w:spacing w:after="80"/>
       </w:pPr>
@@ -8801,7 +8801,7 @@
         </w:r>
       </w:hyperlink>
       <w:r>
-        <w:t xml:space="preserve"> on November 11, 2025; council approved it November 13. The developer projects more than $40 million in property taxes over 20 years; operation is planned for December 2027.</w:t>
+        <w:t xml:space="preserve"> in November 2025; council approved it 4-3 on November 13 (yes: Alvarado, Powell, Lester, Franco). The developer projects more than $40 million in property taxes over 20 years; operation is planned for December 2027.</w:t>
       </w:r>
     </w:p>
     <w:p>
@@ -8809,7 +8809,7 @@
         <w:pStyle w:val="ListParagraph"/>
         <w:numPr>
           <w:ilvl w:val="0"/>
-          <w:numId w:val="15"/>
+          <w:numId w:val="16"/>
         </w:numPr>
         <w:spacing w:after="80"/>
       </w:pPr>
@@ -8828,7 +8828,7 @@
         <w:pStyle w:val="ListParagraph"/>
         <w:numPr>
           <w:ilvl w:val="0"/>
-          <w:numId w:val="15"/>
+          <w:numId w:val="16"/>
         </w:numPr>
         <w:spacing w:after="80"/>
       </w:pPr>
@@ -8847,7 +8847,7 @@
         <w:pStyle w:val="ListParagraph"/>
         <w:numPr>
           <w:ilvl w:val="0"/>
-          <w:numId w:val="15"/>
+          <w:numId w:val="16"/>
         </w:numPr>
         <w:spacing w:after="80"/>
       </w:pPr>
@@ -8886,7 +8886,7 @@
         </w:r>
       </w:hyperlink>
       <w:r>
-        <w:t xml:space="preserve"> Massey in August 2025, and residents of Baytown's Country Club View neighborhood, who opposed Claire. Concerns include fire and explosion risk, toxic plumes, proximity to homes and schools, hurricane and freeze resilience, flooding and the capacity of local fire departments. Waller County Judge Trey Duhon has </w:t>
+        <w:t xml:space="preserve"> Massey in August 2025, and residents of Baytown's Country Club View neighborhood, who opposed Claire. Concerns include fire and explosion risk, toxic plumes, proximity to homes and schools, and the capacity of local fire departments. Waller County Judge Trey Duhon has </w:t>
       </w:r>
       <w:hyperlink r:id="rId30" w:history="1">
         <w:r>
@@ -8925,7 +8925,7 @@
         </w:r>
       </w:hyperlink>
       <w:r>
-        <w:t xml:space="preserve"> fielded October 3 to 8 had Plummer at 47 percent and Sanchez at 40. Energy and storage were not among the polled issues; voters ranked crime, property taxes, voting rights and flooding highest. Both candidates have backed "community lighthouses" for power and cooling during outages; neither has stated a position on battery siting. Commissioners Adrian Garcia (Precinct 2) and Lesley Briones (Precinct 4) are also on the ballot.</w:t>
+        <w:t xml:space="preserve"> fielded October 3 to 8 had Plummer at 47 percent and Sanchez at 40. Energy and storage were not among the polled issues; crime, property taxes and voting rights ranked highest. Both candidates have backed "community lighthouses" for power and cooling during outages; neither has stated a position on battery siting. Commissioners Adrian Garcia (Precinct 2) and Lesley Briones (Precinct 4) are also on the ballot.</w:t>
       </w:r>
     </w:p>
     <w:p>
@@ -8969,18 +8969,29 @@
         <w:spacing w:after="200"/>
       </w:pPr>
       <w:r>
-        <w:t xml:space="preserve">The House State Affairs Committee held an interim </w:t>
+        <w:t xml:space="preserve">The House State Affairs Committee held an interim hearing on battery safety on April 23, 2026, where most of the roughly 180 </w:t>
+      </w:r>
+      <w:hyperlink r:id="rId25" w:history="1">
+        <w:r>
+          <w:rPr>
+            <w:rStyle w:val="Hyperlink"/>
+          </w:rPr>
+          <w:t xml:space="preserve">public comments</w:t>
+        </w:r>
+      </w:hyperlink>
+      <w:r>
+        <w:t xml:space="preserve"> came from small towns; the Senate Natural Resources Committee took up wind and solar decommissioning in September 2026. The </w:t>
       </w:r>
       <w:hyperlink r:id="rId33" w:history="1">
         <w:r>
           <w:rPr>
             <w:rStyle w:val="Hyperlink"/>
           </w:rPr>
-          <w:t xml:space="preserve">hearing</w:t>
+          <w:t xml:space="preserve">Advanced Power Alliance</w:t>
         </w:r>
       </w:hyperlink>
       <w:r>
-        <w:t xml:space="preserve"> on battery safety on April 23, 2026, where rural opponents dominated public comment; Senate committees took up renewable decommissioning and storage in September 2026. The Advanced Power Alliance, for the industry, argues the 2025 laws "strike the right balance"; the Republican Party of Texas has called for tighter limits.</w:t>
+        <w:t>, for the industry, argues the 2025 laws "strike the right balance"; the Republican Party of Texas has called for tighter limits.</w:t>
       </w:r>
     </w:p>
     <w:p>
@@ -9074,7 +9085,7 @@
         <w:rPr>
           <w:sz w:val="16"/>
         </w:rPr>
-        <w:t xml:space="preserve">S5. Quicksand Check, Harris County, TX: Energy projects and permits (summary of ERCOT GIS report, September 2026). </w:t>
+        <w:t xml:space="preserve">S5. Quicksand Check, Harris County, TX: 33 Solar, Wind &amp; Storage Projects (summary of ERCOT GIS report, September 2026). </w:t>
       </w:r>
       <w:hyperlink r:id="rId12" w:history="1">
         <w:r>
@@ -9601,7 +9612,7 @@
         </w:rPr>
         <w:t xml:space="preserve">S30. Bracewell (Houston Business Journal), CenterPoint expects 14 GW of demand added to grid by 2031, July 28, 2026. </w:t>
       </w:r>
-      <w:hyperlink r:id="rId17" w:history="1">
+      <w:hyperlink r:id="rId42" w:history="1">
         <w:r>
           <w:rPr>
             <w:rStyle w:val="Hyperlink"/>
@@ -9685,7 +9696,7 @@
         </w:rPr>
         <w:t xml:space="preserve">S34. Community Impact, Katy City Council denies permit for energy storage facility amid community pushback, Oct. 15, 2024. </w:t>
       </w:r>
-      <w:hyperlink r:id="rId42" w:history="1">
+      <w:hyperlink r:id="rId43" w:history="1">
         <w:r>
           <w:rPr>
             <w:rStyle w:val="Hyperlink"/>
@@ -9706,7 +9717,7 @@
         </w:rPr>
         <w:t xml:space="preserve">S35. Click2Houston, Katy battery plant decision delayed; ERCOT says city's denial affects grid authority, Dec. 8, 2025. </w:t>
       </w:r>
-      <w:hyperlink r:id="rId43" w:history="1">
+      <w:hyperlink r:id="rId44" w:history="1">
         <w:r>
           <w:rPr>
             <w:rStyle w:val="Hyperlink"/>
@@ -9727,7 +9738,7 @@
         </w:rPr>
         <w:t xml:space="preserve">S36. Covering Katy, Ochoa Energy Storage withdraws application to build battery storage facility near Katy High School, July 14, 2026. </w:t>
       </w:r>
-      <w:hyperlink r:id="rId44" w:history="1">
+      <w:hyperlink r:id="rId45" w:history="1">
         <w:r>
           <w:rPr>
             <w:rStyle w:val="Hyperlink"/>
@@ -9748,7 +9759,7 @@
         </w:rPr>
         <w:t xml:space="preserve">S37. Community Impact, Proposed battery storage facility in League City faces resident backlash, Mar. 26, 2024. </w:t>
       </w:r>
-      <w:hyperlink r:id="rId45" w:history="1">
+      <w:hyperlink r:id="rId46" w:history="1">
         <w:r>
           <w:rPr>
             <w:rStyle w:val="Hyperlink"/>
@@ -9769,7 +9780,7 @@
         </w:rPr>
         <w:t xml:space="preserve">S38. City of League City, staff report, BESS ordinance, June 17, 2024. </w:t>
       </w:r>
-      <w:hyperlink r:id="rId46" w:history="1">
+      <w:hyperlink r:id="rId47" w:history="1">
         <w:r>
           <w:rPr>
             <w:rStyle w:val="Hyperlink"/>
@@ -10291,7 +10302,7 @@
           <w:sz w:val="16"/>
           <w:szCs w:val="16"/>
         </w:rPr>
-        <w:t xml:space="preserve"> Tiers for the Baytown and Tomball projects are assigned from the public record cited under Project outcomes; the Claire vote count rests on a Baytown Sun report we could not open.</w:t>
+        <w:t xml:space="preserve"> Tiers for the Baytown and Tomball projects are assigned from the public record cited under Project outcomes; the Baytown Sun (S17) reports the Claire vote as 4-3.</w:t>
       </w:r>
     </w:p>
   </w:footnote>
@@ -11518,6 +11529,12 @@
     </w:lvlOverride>
   </w:num>
   <w:num w:numId="15">
+    <w:abstractNumId w:val="10"/>
+    <w:lvlOverride w:ilvl="0">
+      <w:startOverride w:val="1"/>
+    </w:lvlOverride>
+  </w:num>
+  <w:num w:numId="16">
     <w:abstractNumId w:val="10"/>
     <w:lvlOverride w:ilvl="0">
       <w:startOverride w:val="1"/>

--- a/deliverables/case_study_templates/renewables_2026-10-16/Example_Case_Study_Harris_County_TX_Renewables.docx
+++ b/deliverables/case_study_templates/renewables_2026-10-16/Example_Case_Study_Harris_County_TX_Renewables.docx
@@ -147,7 +147,7 @@
         <w:t>Friction is city by city</w:t>
       </w:r>
       <w:r>
-        <w:t>: Pasadena paused battery permits and then adopted a storage code with 500-foot residential setbacks and a five-acre site cap. Tomball denied a project in 2023. Baytown approved two in 2025 with conditions, over resident and union objections, one on a 4-3 vote.</w:t>
+        <w:t>: Pasadena paused battery permits and then adopted a storage code with 500-foot residential setbacks and a five-acre site cap. Tomball denied a project in 2023. Baytown approved two in 2025 with conditions: one after labor groups raised safety concerns, the other over residents' objections on a 4-3 vote.</w:t>
       </w:r>
     </w:p>
     <w:p>
@@ -263,7 +263,7 @@
         <w:spacing w:after="200"/>
       </w:pPr>
       <w:r>
-        <w:t>Developers come for power-plant sites with high-voltage connections and fast-rising demand: CenterPoint expects 8 GW of data-center load by 2029. The objections on record are about proximity. Every contested project was a battery near homes or schools, and opponents cited fire and toxic plumes, not views or farmland. Projects near housing in the zoned suburbs have faced special use permits, plume modeling and close votes.</w:t>
+        <w:t>Developers come for power-plant sites with high-voltage connections and fast-rising demand: CenterPoint expects 8 GW of data-center load by 2029. The objections on record are about proximity. Every contested project was a battery near homes, and opponents cited fire and toxic plumes, not views or farmland. Projects near housing in the zoned suburbs have faced special use permits, plume modeling and close votes.</w:t>
       </w:r>
     </w:p>
     <w:p>
@@ -1140,7 +1140,7 @@
         <w:spacing w:after="200"/>
       </w:pPr>
       <w:r>
-        <w:t xml:space="preserve">Baytown treats battery storage as an unlisted industrial use and decides each project by special use permit, rezoning the land where needed; it approved an uncontested battery on Garth Road that way in 2023. In August 2025 the council approved Cypress Creek Renewables' 100 MW </w:t>
+        <w:t xml:space="preserve">Baytown decides each battery project by special use permit, rezoning the land where needed. It approved its first, an uncontested battery on Garth Road, in 2023, when battery storage was an unlisted industrial use; its 2025 code lists battery storage as a use allowed with a special use permit. In August 2025 the council voted 7-0 to approve Cypress Creek Renewables' 100 MW </w:t>
       </w:r>
       <w:r>
         <w:rPr>
@@ -1149,7 +1149,7 @@
         <w:t>Massey</w:t>
       </w:r>
       <w:r>
-        <w:t xml:space="preserve"> project on about 15 acres. Residents raised fire risk and proximity to homes, and Robert Ramos, president of LiUNA Local 350, said the union was weighing a ballot measure. Councilman Jacob Powell defended the approval: "I work in the petrochemical industry, and we are constantly doing risk assessments." The permit set 200 feet from homes, a masonry wall and a 25-foot buffer.</w:t>
+        <w:t xml:space="preserve"> project on about 15 acres. Labor groups raised safety concerns: Laborers International Union Local 350, IBEW Local 527 and the Texas Climate Jobs Project asked the city in writing to postpone the permit, and speakers for the IBEW and the Texas Climate Jobs Project asked the council to delay its vote. Robert Ramos, speaking for the laborers' union, said that if required it would "initiate a ballot of signatures," according to the council minutes. The conditions in the draft ordinance require battery containers at least 200 feet from homes and 100 feet from other structures, a six-foot masonry wall and landscaped bufferyards.</w:t>
       </w:r>
     </w:p>
     <w:p>
@@ -1166,7 +1166,7 @@
         <w:t>Claire</w:t>
       </w:r>
       <w:r>
-        <w:t xml:space="preserve"> project, up to 406 MW on about nine acres zoned Suburban Residential next to a CenterPoint substation, won a 6-2 planning commission recommendation after the developer widened setbacks from 40 to more than 200 feet and added a masonry wall, a retention basin and an emergency plan with the fire marshal. The council approved it 4-3. A resident of the adjacent Country Club View neighborhood called the concentrated power "extremely hazardous." Claire passed in a residential district, but by one vote and after major design changes.</w:t>
+        <w:t xml:space="preserve"> project, up to 400 MW (406 MW in ERCOT's queue) on about nine acres zoned Suburban Residential next to a CenterPoint substation, won a planning commission recommendation of approval, with Commissioners Mike Beard and Kim Kosteck voting no. The developer said it had increased the setbacks and added flood retention and a six-foot masonry wall. The council approved it 4-3, with conditions that put battery containers at least 200 feet from homes. Opponents at the council hearing cited the site's closeness to homes, fire and toxic gas risks, insurance exclusions for lithium-ion battery fires and questions about future ownership. Claire was approved in a residential district by one vote.</w:t>
       </w:r>
     </w:p>
     <w:p>
@@ -1268,7 +1268,7 @@
         <w:spacing w:after="200"/>
       </w:pPr>
       <w:r>
-        <w:t>Opposition in Harris has been local, project-specific and largely unorganized. We found no named resident group, Facebook group or petition aimed at a Harris County project. The objections on record came from neighbors notified of special use permits in Baytown and Tomball and from LiUNA Local 350 in Baytown.</w:t>
+        <w:t>Opposition in Harris has been local, project-specific and largely unorganized. We found no named resident group, Facebook group or petition aimed at a Harris County project. The objections on record came from residents near the Claire site in Baytown, from property owners notified of the Tomball permit and, on Baytown's Massey project, from Laborers International Union Local 350, IBEW Local 527 and the Texas Climate Jobs Project.</w:t>
       </w:r>
     </w:p>
     <w:p>
@@ -1348,7 +1348,7 @@
         <w:spacing w:after="80"/>
       </w:pPr>
       <w:r>
-        <w:t>Baytown: construction of Claire (planned for December 2027) and Massey (January 2028), and any union-backed ballot measure.</w:t>
+        <w:t>Baytown: Claire and Massey, which ERCOT data list with projected commercial operation dates of December 2027 and January 2028.</w:t>
       </w:r>
     </w:p>
     <w:p>
@@ -8252,7 +8252,7 @@
               <w:rPr>
                 <w:sz w:val="18"/>
               </w:rPr>
-              <w:t>Massey (Baytown, August 14, 2025: 200 feet from homes, wall, buffer); Claire (Baytown, November 13, 2025: 200-foot-plus setbacks, wall, emergency plan)</w:t>
+              <w:t>Massey (Baytown, August 14, 2025: 200 feet from homes, wall, bufferyards); Claire (Baytown, November 13, 2025: 200 feet from homes, wall, bufferyards)</w:t>
             </w:r>
           </w:p>
         </w:tc>
@@ -8665,7 +8665,7 @@
         </w:r>
       </w:hyperlink>
       <w:r>
-        <w:t xml:space="preserve"> the 100 MW Massey project over resident and union objections.</w:t>
+        <w:t xml:space="preserve"> the 100 MW Massey project 7-0, after labor groups raised safety concerns and asked for a delay.</w:t>
       </w:r>
     </w:p>
     <w:p>
@@ -8779,7 +8779,7 @@
         <w:pStyle w:val="ListParagraph"/>
         <w:numPr>
           <w:ilvl w:val="0"/>
-          <w:numId w:val="16"/>
+          <w:numId w:val="17"/>
         </w:numPr>
         <w:spacing w:after="80"/>
       </w:pPr>
@@ -8797,11 +8797,11 @@
           <w:rPr>
             <w:rStyle w:val="Hyperlink"/>
           </w:rPr>
-          <w:t xml:space="preserve">recommended approval 6-2</w:t>
+          <w:t xml:space="preserve">recommended approval</w:t>
         </w:r>
       </w:hyperlink>
       <w:r>
-        <w:t xml:space="preserve"> in November 2025; council approved it 4-3 on November 13 (yes: Alvarado, Powell, Lester, Franco). The developer projects more than $40 million in property taxes over 20 years; operation is planned for December 2027.</w:t>
+        <w:t xml:space="preserve"> on November 11, 2025, with two commissioners voting no; council approved it 4-3 on November 13 (yes: Alvarado, Powell, Lester, Franco). The developer projects more than $40 million in property taxes over 20 years; ERCOT data list a projected commercial operation date of December 2027.</w:t>
       </w:r>
     </w:p>
     <w:p>
@@ -8809,7 +8809,7 @@
         <w:pStyle w:val="ListParagraph"/>
         <w:numPr>
           <w:ilvl w:val="0"/>
-          <w:numId w:val="16"/>
+          <w:numId w:val="17"/>
         </w:numPr>
         <w:spacing w:after="80"/>
       </w:pPr>
@@ -8820,7 +8820,7 @@
         <w:t>Massey Energy Storage</w:t>
       </w:r>
       <w:r>
-        <w:t xml:space="preserve"> (Cypress Creek Renewables): about 15.5 acres at 2015 Massey Tompkins Road, Baytown; rezoned to General Commercial with a special use permit on August 14, 2025. We found no evidence the union's ballot measure went forward. The developer projects about $20 million in taxes over 20 years.</w:t>
+        <w:t xml:space="preserve"> (Cypress Creek Renewables): about 15.5 acres at 2015 Massey Tompkins Road, Baytown; on August 14, 2025 the council rezoned about 10 acres to General Commercial and granted a special use permit for the site. We found no record of the signature drive mentioned at the hearing in the city's council packets through December 2025. The landowner told the city the project would pay more than $10 million in taxes to Baytown over its life.</w:t>
       </w:r>
     </w:p>
     <w:p>
@@ -8828,7 +8828,7 @@
         <w:pStyle w:val="ListParagraph"/>
         <w:numPr>
           <w:ilvl w:val="0"/>
-          <w:numId w:val="16"/>
+          <w:numId w:val="17"/>
         </w:numPr>
         <w:spacing w:after="80"/>
       </w:pPr>
@@ -8847,7 +8847,7 @@
         <w:pStyle w:val="ListParagraph"/>
         <w:numPr>
           <w:ilvl w:val="0"/>
-          <w:numId w:val="16"/>
+          <w:numId w:val="17"/>
         </w:numPr>
         <w:spacing w:after="80"/>
       </w:pPr>
@@ -8875,18 +8875,18 @@
         <w:spacing w:after="200"/>
       </w:pPr>
       <w:r>
-        <w:t xml:space="preserve">Organized groups on record: none specific to Harris County. Opponents on record are LiUNA Local 350, whose president Robert Ramos </w:t>
+        <w:t xml:space="preserve">Organized groups on record: none specific to Harris County. Opponents on record are Laborers International Union Local 350, which with IBEW Local 527 and the Texas Climate Jobs Project </w:t>
       </w:r>
       <w:hyperlink r:id="rId29" w:history="1">
         <w:r>
           <w:rPr>
             <w:rStyle w:val="Hyperlink"/>
           </w:rPr>
-          <w:t xml:space="preserve">opposed</w:t>
+          <w:t xml:space="preserve">asked</w:t>
         </w:r>
       </w:hyperlink>
       <w:r>
-        <w:t xml:space="preserve"> Massey in August 2025, and residents of Baytown's Country Club View neighborhood, who opposed Claire. Concerns include fire and explosion risk, toxic plumes, proximity to homes and schools, and the capacity of local fire departments. Waller County Judge Trey Duhon has </w:t>
+        <w:t xml:space="preserve"> Baytown in July 2025 to postpone the Massey permit, and residents near the Claire site in Baytown. Concerns include fire and explosion risk, toxic smoke and gas, proximity to homes, and fire department response. Waller County Judge Trey Duhon has </w:t>
       </w:r>
       <w:hyperlink r:id="rId30" w:history="1">
         <w:r>
@@ -9295,7 +9295,7 @@
         <w:rPr>
           <w:sz w:val="16"/>
         </w:rPr>
-        <w:t xml:space="preserve">S15. Baytown Sun, Concerns expressed over battery storage complex, Aug. 20, 2025. </w:t>
+        <w:t xml:space="preserve">S15. City of Baytown, Joint City Council and MDD agenda packet, Aug. 14, 2025 (Massey staff reports, draft Ordinance 16,207 with conditions, and the July 3, 2025 letter from Laborers International Union Local 350, IBEW Local 527 and the Texas Climate Jobs Project). </w:t>
       </w:r>
       <w:hyperlink r:id="rId29" w:history="1">
         <w:r>
@@ -9304,7 +9304,7 @@
             <w:sz w:val="16"/>
             <w:szCs w:val="16"/>
           </w:rPr>
-          <w:t xml:space="preserve">https://baytownsun.com/news/concerns-expressed-over-battery-storage-complex/article_3bf1ec16-f4c2-4bec-98c9-ebc2066b94c6.html</w:t>
+          <w:t xml:space="preserve">https://destinyhosted.com/baytodocs/2025/CC%20Regular/20250814_3662/3668_2025%2008%2014%20JOINT%20CC%20MDD%20AGENDA%20PACKET.pdf</w:t>
         </w:r>
       </w:hyperlink>
     </w:p>
@@ -9316,28 +9316,7 @@
         <w:rPr>
           <w:sz w:val="16"/>
         </w:rPr>
-        <w:t xml:space="preserve">S16. Baytown Sun, Baytown Planning &amp; Zoning recommends approval of 9-acre battery storage facility in residential area, Nov. 12, 2025. </w:t>
-      </w:r>
-      <w:hyperlink r:id="rId28" w:history="1">
-        <w:r>
-          <w:rPr>
-            <w:rStyle w:val="Hyperlink"/>
-            <w:sz w:val="16"/>
-            <w:szCs w:val="16"/>
-          </w:rPr>
-          <w:t xml:space="preserve">https://baytownsun.com/local/baytown-planning-zoning-recommends-approval-of-9-acre-battery-storage-facility-in-residential-area/article_dda8b8c0-a892-4c64-94ad-2e0e91e6e920.html</w:t>
-        </w:r>
-      </w:hyperlink>
-    </w:p>
-    <w:p>
-      <w:pPr>
-        <w:spacing w:after="40"/>
-      </w:pPr>
-      <w:r>
-        <w:rPr>
-          <w:sz w:val="16"/>
-        </w:rPr>
-        <w:t xml:space="preserve">S17. Baytown Sun, Council approves battery storage, Nov. 2025. </w:t>
+        <w:t xml:space="preserve">S16. City of Baytown, City Council agenda packet, Sept. 11, 2025, with the minutes of the Aug. 14, 2025 joint meeting (Ordinances 16,206 and 16,207). </w:t>
       </w:r>
       <w:hyperlink r:id="rId38" w:history="1">
         <w:r>
@@ -9346,7 +9325,28 @@
             <w:sz w:val="16"/>
             <w:szCs w:val="16"/>
           </w:rPr>
-          <w:t xml:space="preserve">https://baytownsun.com/local/council-approves-battery-storage/article_ad53181c-e3cb-43d0-bf1a-a1b684e4a532.html</w:t>
+          <w:t xml:space="preserve">https://destinyhosted.com/baytodocs/2025/CC%20Regular/20250911_3675/3681_2025%2009%2011%20CC%20AGENDA%20PACKET.pdf</w:t>
+        </w:r>
+      </w:hyperlink>
+    </w:p>
+    <w:p>
+      <w:pPr>
+        <w:spacing w:after="40"/>
+      </w:pPr>
+      <w:r>
+        <w:rPr>
+          <w:sz w:val="16"/>
+        </w:rPr>
+        <w:t xml:space="preserve">S17. City of Baytown, City Council agenda packet, Dec. 11, 2025, with the minutes of the Nov. 13, 2025 joint meeting (Ordinance 16,297). </w:t>
+      </w:r>
+      <w:hyperlink r:id="rId39" w:history="1">
+        <w:r>
+          <w:rPr>
+            <w:rStyle w:val="Hyperlink"/>
+            <w:sz w:val="16"/>
+            <w:szCs w:val="16"/>
+          </w:rPr>
+          <w:t xml:space="preserve">https://destinyhosted.com/baytodocs/2025/CC%20Regular/20251211_3703/3709_2025%2012%2011%20CC%20PACKET.pdf</w:t>
         </w:r>
       </w:hyperlink>
     </w:p>
@@ -9360,7 +9360,7 @@
         </w:rPr>
         <w:t xml:space="preserve">S18. City of Baytown, Special use permit, Garth Road battery energy storage system, 2023. </w:t>
       </w:r>
-      <w:hyperlink r:id="rId39" w:history="1">
+      <w:hyperlink r:id="rId40" w:history="1">
         <w:r>
           <w:rPr>
             <w:rStyle w:val="Hyperlink"/>
@@ -9486,7 +9486,7 @@
         </w:rPr>
         <w:t xml:space="preserve">S24. Texas Legislature, HB 3809 (89R), bill analysis. </w:t>
       </w:r>
-      <w:hyperlink r:id="rId40" w:history="1">
+      <w:hyperlink r:id="rId41" w:history="1">
         <w:r>
           <w:rPr>
             <w:rStyle w:val="Hyperlink"/>
@@ -9507,7 +9507,7 @@
         </w:rPr>
         <w:t xml:space="preserve">S25. Texas Legislature, SB 6 (89R), enrolled bill analysis. </w:t>
       </w:r>
-      <w:hyperlink r:id="rId41" w:history="1">
+      <w:hyperlink r:id="rId42" w:history="1">
         <w:r>
           <w:rPr>
             <w:rStyle w:val="Hyperlink"/>
@@ -9612,7 +9612,7 @@
         </w:rPr>
         <w:t xml:space="preserve">S30. Bracewell (Houston Business Journal), CenterPoint expects 14 GW of demand added to grid by 2031, July 28, 2026. </w:t>
       </w:r>
-      <w:hyperlink r:id="rId42" w:history="1">
+      <w:hyperlink r:id="rId43" w:history="1">
         <w:r>
           <w:rPr>
             <w:rStyle w:val="Hyperlink"/>
@@ -9696,7 +9696,7 @@
         </w:rPr>
         <w:t xml:space="preserve">S34. Community Impact, Katy City Council denies permit for energy storage facility amid community pushback, Oct. 15, 2024. </w:t>
       </w:r>
-      <w:hyperlink r:id="rId43" w:history="1">
+      <w:hyperlink r:id="rId44" w:history="1">
         <w:r>
           <w:rPr>
             <w:rStyle w:val="Hyperlink"/>
@@ -9717,7 +9717,7 @@
         </w:rPr>
         <w:t xml:space="preserve">S35. Click2Houston, Katy battery plant decision delayed; ERCOT says city's denial affects grid authority, Dec. 8, 2025. </w:t>
       </w:r>
-      <w:hyperlink r:id="rId44" w:history="1">
+      <w:hyperlink r:id="rId45" w:history="1">
         <w:r>
           <w:rPr>
             <w:rStyle w:val="Hyperlink"/>
@@ -9738,7 +9738,7 @@
         </w:rPr>
         <w:t xml:space="preserve">S36. Covering Katy, Ochoa Energy Storage withdraws application to build battery storage facility near Katy High School, July 14, 2026. </w:t>
       </w:r>
-      <w:hyperlink r:id="rId45" w:history="1">
+      <w:hyperlink r:id="rId46" w:history="1">
         <w:r>
           <w:rPr>
             <w:rStyle w:val="Hyperlink"/>
@@ -9759,7 +9759,7 @@
         </w:rPr>
         <w:t xml:space="preserve">S37. Community Impact, Proposed battery storage facility in League City faces resident backlash, Mar. 26, 2024. </w:t>
       </w:r>
-      <w:hyperlink r:id="rId46" w:history="1">
+      <w:hyperlink r:id="rId47" w:history="1">
         <w:r>
           <w:rPr>
             <w:rStyle w:val="Hyperlink"/>
@@ -9780,7 +9780,7 @@
         </w:rPr>
         <w:t xml:space="preserve">S38. City of League City, staff report, BESS ordinance, June 17, 2024. </w:t>
       </w:r>
-      <w:hyperlink r:id="rId47" w:history="1">
+      <w:hyperlink r:id="rId48" w:history="1">
         <w:r>
           <w:rPr>
             <w:rStyle w:val="Hyperlink"/>
@@ -9822,6 +9822,90 @@
         </w:rPr>
         <w:t>S40. Hawthorn platform, pricephillips/renewable-opposition, commit 65df5c9 (restrictions, contested_projects, county_summary, county_covariates, queue_projects, facilities, county_adjacency), and the provisional county restriction model fitted October 16, 2026 under config/county_model_registration.json.</w:t>
       </w:r>
+    </w:p>
+    <w:p>
+      <w:pPr>
+        <w:spacing w:after="40"/>
+      </w:pPr>
+      <w:r>
+        <w:rPr>
+          <w:sz w:val="16"/>
+        </w:rPr>
+        <w:t xml:space="preserve">S41. City of Baytown, Joint City Council and MDD agenda packet, Nov. 13, 2025 (Claire draft ordinance, developer information sheets and Planning and Zoning report). </w:t>
+      </w:r>
+      <w:hyperlink r:id="rId49" w:history="1">
+        <w:r>
+          <w:rPr>
+            <w:rStyle w:val="Hyperlink"/>
+            <w:sz w:val="16"/>
+            <w:szCs w:val="16"/>
+          </w:rPr>
+          <w:t xml:space="preserve">https://destinyhosted.com/baytodocs/2025/CC%20Regular/20251118_3700/3706_2025%2011%2013%20CC%20AGENDA%20PACKET.pdf</w:t>
+        </w:r>
+      </w:hyperlink>
+    </w:p>
+    <w:p>
+      <w:pPr>
+        <w:spacing w:after="40"/>
+      </w:pPr>
+      <w:r>
+        <w:rPr>
+          <w:sz w:val="16"/>
+        </w:rPr>
+        <w:t xml:space="preserve">S42. City of Baytown, Planning and Zoning Commission agenda packet, Jan. 20, 2026, with the minutes of the Nov. 11, 2025 special meeting. </w:t>
+      </w:r>
+      <w:hyperlink r:id="rId28" w:history="1">
+        <w:r>
+          <w:rPr>
+            <w:rStyle w:val="Hyperlink"/>
+            <w:sz w:val="16"/>
+            <w:szCs w:val="16"/>
+          </w:rPr>
+          <w:t xml:space="preserve">https://destinyhosted.com/baytodocs/2026/PZ/20260120_3736/3742_2026%2001%2020%20P%26Z%20PACKET.pdf</w:t>
+        </w:r>
+      </w:hyperlink>
+    </w:p>
+    <w:p>
+      <w:pPr>
+        <w:spacing w:after="40"/>
+      </w:pPr>
+      <w:r>
+        <w:rPr>
+          <w:sz w:val="16"/>
+        </w:rPr>
+        <w:t xml:space="preserve">S43. City of Baytown, City Council minutes, Oct. 12, 2023 (Garth Road special use permit, Ordinance 15,576). </w:t>
+      </w:r>
+      <w:hyperlink r:id="rId50" w:history="1">
+        <w:r>
+          <w:rPr>
+            <w:rStyle w:val="Hyperlink"/>
+            <w:sz w:val="16"/>
+            <w:szCs w:val="16"/>
+          </w:rPr>
+          <w:t xml:space="preserve">https://destinyhosted.com/baytodocs/2023/CC%20Regular/20231026_3178/24390_2023_10_12_CC_Minutes.pdf</w:t>
+        </w:r>
+      </w:hyperlink>
+    </w:p>
+    <w:p>
+      <w:pPr>
+        <w:spacing w:after="40"/>
+      </w:pPr>
+      <w:r>
+        <w:rPr>
+          <w:sz w:val="16"/>
+        </w:rPr>
+        <w:t xml:space="preserve">S44. City of Baytown, Unified Land Development Code, Sec. 3.43 and Table 3.43-2 (bufferyards). </w:t>
+      </w:r>
+      <w:hyperlink r:id="rId51" w:history="1">
+        <w:r>
+          <w:rPr>
+            <w:rStyle w:val="Hyperlink"/>
+            <w:sz w:val="16"/>
+            <w:szCs w:val="16"/>
+          </w:rPr>
+          <w:t xml:space="preserve">https://online.encodeplus.com/regs/baytown-tx-uldc/doc-viewer.aspx?secid=56</w:t>
+        </w:r>
+      </w:hyperlink>
     </w:p>
     <w:p>
       <w:pPr>
@@ -10158,7 +10242,7 @@
           <w:sz w:val="16"/>
           <w:szCs w:val="16"/>
         </w:rPr>
-        <w:t xml:space="preserve"> Deciles computed from all 3,144 scored counties (the 50 states and DC) as of October 16, 2026. A severe restriction is one scoring 3 or 4 on the platform's severity scale. Harris's own label rests on Pasadena's 2024 moratorium, which the platform lists as extended and in force; the city's minutes show it was replaced in April 2025 by Article XII, whose 500-foot residential setback would score 2. The label does not enter Harris's own out-of-fold score.</w:t>
+        <w:t xml:space="preserve"> Deciles computed from all 3,144 scored counties (the 50 states and DC) as of October 16, 2026. A severe restriction is one scoring 3 or 4 on the platform's severity scale. Harris's own label rests on Pasadena's 2024 moratorium, which the platform lists as extended and in force; the city's minutes show it was replaced in April 2025 by Article XII. The platform added Article XII on October 16 and scores it 3, reading the 1,500-foot spacing between battery sites as its setback; scored by its 500-foot residential setback, it would be a 2. The label does not enter Harris's own out-of-fold score.</w:t>
       </w:r>
     </w:p>
   </w:footnote>
@@ -10302,7 +10386,7 @@
           <w:sz w:val="16"/>
           <w:szCs w:val="16"/>
         </w:rPr>
-        <w:t xml:space="preserve"> Tiers for the Baytown and Tomball projects are assigned from the public record cited under Project outcomes; the Baytown Sun (S17) reports the Claire vote as 4-3.</w:t>
+        <w:t xml:space="preserve"> Tiers for the Baytown and Tomball projects are assigned from the public record cited under Project outcomes; the council's minutes of November 13, 2025 (S17) record the Claire vote as 4-3.</w:t>
       </w:r>
     </w:p>
   </w:footnote>
@@ -11535,6 +11619,12 @@
     </w:lvlOverride>
   </w:num>
   <w:num w:numId="16">
+    <w:abstractNumId w:val="10"/>
+    <w:lvlOverride w:ilvl="0">
+      <w:startOverride w:val="1"/>
+    </w:lvlOverride>
+  </w:num>
+  <w:num w:numId="17">
     <w:abstractNumId w:val="10"/>
     <w:lvlOverride w:ilvl="0">
       <w:startOverride w:val="1"/>

--- a/deliverables/case_study_templates/renewables_2026-10-16/Example_Case_Study_Harris_County_TX_Renewables.docx
+++ b/deliverables/case_study_templates/renewables_2026-10-16/Example_Case_Study_Harris_County_TX_Renewables.docx
@@ -147,7 +147,7 @@
         <w:t>Friction is city by city</w:t>
       </w:r>
       <w:r>
-        <w:t>: Pasadena paused battery permits and then adopted a storage code with 500-foot residential setbacks and a five-acre site cap. Tomball denied a project in 2023. Baytown approved two in 2025 with conditions: one after labor groups raised safety concerns, the other over residents' objections on a 4-3 vote.</w:t>
+        <w:t>: Pasadena paused battery permits, adopted a storage code in April 2025, and in January 2026 moved most of its limits into the fire code, keeping a five-acre site cap but dropping a 500-foot residential setback. Tomball denied a project in 2023. Baytown approved two in 2025 with conditions: one after labor groups raised safety concerns, the other over residents' objections on a 4-3 vote.</w:t>
       </w:r>
     </w:p>
     <w:p>
@@ -289,7 +289,7 @@
         <w:spacing w:after="200"/>
       </w:pPr>
       <w:r>
-        <w:t>Harris County, home to about 5 million people in and around Houston, has 776 MW of batteries operating and held about 7.1 GW of active interconnection requests at the end of 2025. Its suburban cities have moved from pauses to permanent rules: Pasadena replaced its moratorium with a storage code in April 2025, Tomball denied a project, and Baytown approved two over objections. Harris's County Restriction Score of 0.36 places it in decile 8 of 10, and its evidence record is Verified.</w:t>
+        <w:t>Harris County, home to about 5 million people in and around Houston, has 776 MW of batteries operating and held about 7.1 GW of active interconnection requests at the end of 2025. Its suburban cities have moved from pauses to permanent rules: Pasadena replaced its moratorium with a storage code in April 2025 and moved most of that code into its fire code in January 2026, Tomball denied a project, and Baytown approved two over objections. Harris's County Restriction Score of 0.36 places it in decile 8 of 10, and its evidence record is Verified.</w:t>
       </w:r>
     </w:p>
     <w:p>
@@ -716,7 +716,7 @@
               <w:rPr>
                 <w:sz w:val="20"/>
               </w:rPr>
-              <w:t>Pasadena's votes read in council minutes; the moratorium extension and storage code read in agenda packets</w:t>
+              <w:t>Pasadena's votes read in council minutes; the moratorium extension, the storage code and the fire code that replaced it read in agenda packets</w:t>
             </w:r>
           </w:p>
         </w:tc>
@@ -1068,14 +1068,14 @@
         <w:spacing w:after="80"/>
       </w:pPr>
       <w:r>
-        <w:t xml:space="preserve">Enacted restriction: yes, </w:t>
+        <w:t xml:space="preserve">Enacted restrictions: yes, </w:t>
       </w:r>
       <w:hyperlink r:id="rId14" w:history="1">
         <w:r>
           <w:rPr>
             <w:rStyle w:val="Hyperlink"/>
           </w:rPr>
-          <w:t xml:space="preserve">Pasadena's moratorium and storage code</w:t>
+          <w:t xml:space="preserve">Pasadena's moratorium, storage code and fire code limits</w:t>
         </w:r>
       </w:hyperlink>
       <w:r>
@@ -1123,7 +1123,15 @@
         <w:spacing w:after="200"/>
       </w:pPr>
       <w:r>
-        <w:t>Pasadena steered storage toward utility land rather than banning it. Every council vote was unanimous, and the hearings drew two speakers in total.</w:t>
+        <w:t>On October 21, 2025, the council unanimously adopted Ordinance 2025-205, which adopts the 2024 International Fire Code with local amendments and repeals Article XII, stating that "requirements regarding energy storage systems" were being updated in the fire code; the change took effect on January 19, 2026. The new Section 1208 keeps the five-acre cap (now excluding setback areas), 1,500 feet between battery sites, 1,000 feet from a shorter list of critical facilities that no longer names schools, 150-foot side and rear setbacks, the flood-zone bar, and a special use permit with CenterPoint review. It drops the 500-foot setback from residential property, the rule that a site lie within 150 feet of CenterPoint property, and the plume study.</w:t>
+      </w:r>
+    </w:p>
+    <w:p>
+      <w:pPr>
+        <w:spacing w:after="200"/>
+      </w:pPr>
+      <w:r>
+        <w:t>Pasadena has regulated storage rather than banning it. Every council vote was unanimous, and the moratorium and Article XII hearings drew two speakers in total.</w:t>
       </w:r>
     </w:p>
     <w:p>
@@ -1361,7 +1369,7 @@
         <w:spacing w:after="80"/>
       </w:pPr>
       <w:r>
-        <w:t>AES Beacon and Sigma at Deepwater (projected October 2029) and whether Pasadena's Article XII applies to them.</w:t>
+        <w:t>AES Beacon and Sigma at Deepwater (projected October 2029) and whether Pasadena's fire code siting limits apply to them.</w:t>
       </w:r>
     </w:p>
     <w:p>
@@ -8536,7 +8544,7 @@
         <w:t>Land use</w:t>
       </w:r>
       <w:r>
-        <w:t xml:space="preserve"> is where the friction is. We found no recorded opposition on industrial land such as H.O. Clarke. On suburban land, as with Claire's nine acres zoned Suburban Residential in Baytown, proximity to homes became the issue. Pasadena's code makes the trade explicit: storage only near utility property and away from homes, schools and flood zones.</w:t>
+        <w:t xml:space="preserve"> is where the friction is. We found no recorded opposition on industrial land such as H.O. Clarke. On suburban land, as with Claire's nine acres zoned Suburban Residential in Baytown, proximity to homes became the issue. Pasadena's 2025 code made the trade explicit: storage only near utility property and away from homes, schools and flood zones. Its 2026 fire code keeps the flood-zone bar and the distance from critical facilities but no longer names homes or schools.</w:t>
       </w:r>
     </w:p>
     <w:p>
@@ -8654,18 +8662,18 @@
         <w:spacing w:after="80"/>
       </w:pPr>
       <w:r>
-        <w:t xml:space="preserve">August 14, 2025: Baytown City Council </w:t>
+        <w:t xml:space="preserve">October 21, 2025: Pasadena unanimously </w:t>
       </w:r>
       <w:hyperlink r:id="rId23" w:history="1">
         <w:r>
           <w:rPr>
             <w:rStyle w:val="Hyperlink"/>
           </w:rPr>
-          <w:t xml:space="preserve">approves</w:t>
+          <w:t xml:space="preserve">adopts</w:t>
         </w:r>
       </w:hyperlink>
       <w:r>
-        <w:t xml:space="preserve"> the 100 MW Massey project 7-0, after labor groups raised safety concerns and asked for a delay.</w:t>
+        <w:t xml:space="preserve"> Ordinance 2025-205, the 2024 International Fire Code with local amendments, repealing Article XII and moving most of its limits into fire code Section 1208; it takes effect January 19, 2026.</w:t>
       </w:r>
     </w:p>
     <w:p>
@@ -8678,20 +8686,7 @@
         <w:spacing w:after="80"/>
       </w:pPr>
       <w:r>
-        <w:t>September 1, 2025: State laws HB 3809 (battery decommissioning) and HB 3824 (battery fire safety, with limits on inconsistent local rules) take effect.</w:t>
-      </w:r>
-    </w:p>
-    <w:p>
-      <w:pPr>
-        <w:pStyle w:val="ListParagraph"/>
-        <w:numPr>
-          <w:ilvl w:val="0"/>
-          <w:numId w:val="9"/>
-        </w:numPr>
-        <w:spacing w:after="80"/>
-      </w:pPr>
-      <w:r>
-        <w:t xml:space="preserve">November 13, 2025: Baytown </w:t>
+        <w:t xml:space="preserve">August 14, 2025: Baytown City Council </w:t>
       </w:r>
       <w:hyperlink r:id="rId24" w:history="1">
         <w:r>
@@ -8702,7 +8697,7 @@
         </w:r>
       </w:hyperlink>
       <w:r>
-        <w:t xml:space="preserve"> the 406 MW Claire project in a Suburban Residential zone, 4-3.</w:t>
+        <w:t xml:space="preserve"> the 100 MW Massey project 7-0, after labor groups raised safety concerns and asked for a delay.</w:t>
       </w:r>
     </w:p>
     <w:p>
@@ -8715,9 +8710,46 @@
         <w:spacing w:after="80"/>
       </w:pPr>
       <w:r>
+        <w:t>September 1, 2025: State laws HB 3809 (battery decommissioning) and HB 3824 (battery fire safety, with limits on inconsistent local rules) take effect.</w:t>
+      </w:r>
+    </w:p>
+    <w:p>
+      <w:pPr>
+        <w:pStyle w:val="ListParagraph"/>
+        <w:numPr>
+          <w:ilvl w:val="0"/>
+          <w:numId w:val="9"/>
+        </w:numPr>
+        <w:spacing w:after="80"/>
+      </w:pPr>
+      <w:r>
+        <w:t xml:space="preserve">November 13, 2025: Baytown </w:t>
+      </w:r>
+      <w:hyperlink r:id="rId25" w:history="1">
+        <w:r>
+          <w:rPr>
+            <w:rStyle w:val="Hyperlink"/>
+          </w:rPr>
+          <w:t xml:space="preserve">approves</w:t>
+        </w:r>
+      </w:hyperlink>
+      <w:r>
+        <w:t xml:space="preserve"> the 406 MW Claire project in a Suburban Residential zone, 4-3.</w:t>
+      </w:r>
+    </w:p>
+    <w:p>
+      <w:pPr>
+        <w:pStyle w:val="ListParagraph"/>
+        <w:numPr>
+          <w:ilvl w:val="0"/>
+          <w:numId w:val="9"/>
+        </w:numPr>
+        <w:spacing w:after="80"/>
+      </w:pPr>
+      <w:r>
         <w:t xml:space="preserve">April 23, 2026: Harris County Fire Marshal Laurie Christensen, for Commissioners Court, </w:t>
       </w:r>
-      <w:hyperlink r:id="rId25" w:history="1">
+      <w:hyperlink r:id="rId26" w:history="1">
         <w:r>
           <w:rPr>
             <w:rStyle w:val="Hyperlink"/>
@@ -8742,7 +8774,7 @@
       <w:r>
         <w:t xml:space="preserve"> HB 3824, signed June 20, 2025, directs the Commissioner of Insurance to adopt fire standards "based solely on" UL and NFPA 855 for batteries of 1 MWh or more entering service on or after January 1, 2027, and </w:t>
       </w:r>
-      <w:hyperlink r:id="rId26" w:history="1">
+      <w:hyperlink r:id="rId27" w:history="1">
         <w:r>
           <w:rPr>
             <w:rStyle w:val="Hyperlink"/>
@@ -8751,9 +8783,9 @@
         </w:r>
       </w:hyperlink>
       <w:r>
-        <w:t xml:space="preserve"> that, unless another statute expressly authorizes it, "a municipality or county may not adopt, enforce, or maintain an ordinance, order, or rule regulating conduct in a field of regulation that is inconsistent with the standards." Pasadena's code mixes fire-design rules with land-use siting rules. Which parts survive depends on the department's final rules, still an </w:t>
-      </w:r>
-      <w:hyperlink r:id="rId27" w:history="1">
+        <w:t xml:space="preserve"> that, unless another statute expressly authorizes it, "a municipality or county may not adopt, enforce, or maintain an ordinance, order, or rule regulating conduct in a field of regulation that is inconsistent with the standards." Pasadena's fire code now carries both fire-design rules and land-use siting limits. Which parts survive depends on the department's final rules, still an </w:t>
+      </w:r>
+      <w:hyperlink r:id="rId28" w:history="1">
         <w:r>
           <w:rPr>
             <w:rStyle w:val="Hyperlink"/>
@@ -8779,7 +8811,7 @@
         <w:pStyle w:val="ListParagraph"/>
         <w:numPr>
           <w:ilvl w:val="0"/>
-          <w:numId w:val="17"/>
+          <w:numId w:val="18"/>
         </w:numPr>
         <w:spacing w:after="80"/>
       </w:pPr>
@@ -8792,7 +8824,7 @@
       <w:r>
         <w:t xml:space="preserve"> (Balanced Rock Power; BRP Blue Topaz 3 LLC): 1010 Bob Smith Road, Baytown, interconnecting at Cedar Bayou 138 kV. Planning commission </w:t>
       </w:r>
-      <w:hyperlink r:id="rId28" w:history="1">
+      <w:hyperlink r:id="rId29" w:history="1">
         <w:r>
           <w:rPr>
             <w:rStyle w:val="Hyperlink"/>
@@ -8809,7 +8841,7 @@
         <w:pStyle w:val="ListParagraph"/>
         <w:numPr>
           <w:ilvl w:val="0"/>
-          <w:numId w:val="17"/>
+          <w:numId w:val="18"/>
         </w:numPr>
         <w:spacing w:after="80"/>
       </w:pPr>
@@ -8828,7 +8860,7 @@
         <w:pStyle w:val="ListParagraph"/>
         <w:numPr>
           <w:ilvl w:val="0"/>
-          <w:numId w:val="17"/>
+          <w:numId w:val="18"/>
         </w:numPr>
         <w:spacing w:after="80"/>
       </w:pPr>
@@ -8847,7 +8879,7 @@
         <w:pStyle w:val="ListParagraph"/>
         <w:numPr>
           <w:ilvl w:val="0"/>
-          <w:numId w:val="17"/>
+          <w:numId w:val="18"/>
         </w:numPr>
         <w:spacing w:after="80"/>
       </w:pPr>
@@ -8877,7 +8909,7 @@
       <w:r>
         <w:t xml:space="preserve">Organized groups on record: none specific to Harris County. Opponents on record are Laborers International Union Local 350, which with IBEW Local 527 and the Texas Climate Jobs Project </w:t>
       </w:r>
-      <w:hyperlink r:id="rId29" w:history="1">
+      <w:hyperlink r:id="rId30" w:history="1">
         <w:r>
           <w:rPr>
             <w:rStyle w:val="Hyperlink"/>
@@ -8888,7 +8920,7 @@
       <w:r>
         <w:t xml:space="preserve"> Baytown in July 2025 to postpone the Massey permit, and residents near the Claire site in Baytown. Concerns include fire and explosion risk, toxic smoke and gas, proximity to homes, and fire department response. Waller County Judge Trey Duhon has </w:t>
       </w:r>
-      <w:hyperlink r:id="rId30" w:history="1">
+      <w:hyperlink r:id="rId31" w:history="1">
         <w:r>
           <w:rPr>
             <w:rStyle w:val="Hyperlink"/>
@@ -8916,7 +8948,7 @@
       <w:r>
         <w:t xml:space="preserve">County Judge Lina Hidalgo (D) is not seeking a third term. Former Houston City Council members Letitia Plummer (D) and Orlando Sanchez (R) meet on November 3, 2026; a University of Houston Hobby School </w:t>
       </w:r>
-      <w:hyperlink r:id="rId31" w:history="1">
+      <w:hyperlink r:id="rId32" w:history="1">
         <w:r>
           <w:rPr>
             <w:rStyle w:val="Hyperlink"/>
@@ -8952,7 +8984,7 @@
       <w:r>
         <w:t xml:space="preserve">Texas has no state siting permit for wind, solar or storage plants, and the 2025 session left that unchanged. SB 819, which would have required one for renewable plants of 10 MW or more, passed the Senate and </w:t>
       </w:r>
-      <w:hyperlink r:id="rId32" w:history="1">
+      <w:hyperlink r:id="rId33" w:history="1">
         <w:r>
           <w:rPr>
             <w:rStyle w:val="Hyperlink"/>
@@ -8971,7 +9003,7 @@
       <w:r>
         <w:t xml:space="preserve">The House State Affairs Committee held an interim hearing on battery safety on April 23, 2026, where most of the roughly 180 </w:t>
       </w:r>
-      <w:hyperlink r:id="rId25" w:history="1">
+      <w:hyperlink r:id="rId26" w:history="1">
         <w:r>
           <w:rPr>
             <w:rStyle w:val="Hyperlink"/>
@@ -8982,7 +9014,7 @@
       <w:r>
         <w:t xml:space="preserve"> came from small towns; the Senate Natural Resources Committee took up wind and solar decommissioning in September 2026. The </w:t>
       </w:r>
-      <w:hyperlink r:id="rId33" w:history="1">
+      <w:hyperlink r:id="rId34" w:history="1">
         <w:r>
           <w:rPr>
             <w:rStyle w:val="Hyperlink"/>
@@ -9108,7 +9140,7 @@
         </w:rPr>
         <w:t xml:space="preserve">S6. City of Pasadena, City Council minutes, Oct. 1, 2024. </w:t>
       </w:r>
-      <w:hyperlink r:id="rId34" w:history="1">
+      <w:hyperlink r:id="rId35" w:history="1">
         <w:r>
           <w:rPr>
             <w:rStyle w:val="Hyperlink"/>
@@ -9150,7 +9182,7 @@
         </w:rPr>
         <w:t xml:space="preserve">S8. City of Pasadena, agenda packet with Ordinance 2025-001, Jan. 6, 2025. </w:t>
       </w:r>
-      <w:hyperlink r:id="rId35" w:history="1">
+      <w:hyperlink r:id="rId36" w:history="1">
         <w:r>
           <w:rPr>
             <w:rStyle w:val="Hyperlink"/>
@@ -9192,7 +9224,7 @@
         </w:rPr>
         <w:t xml:space="preserve">S10. City of Pasadena, agenda packet with Ordinance 2025-082 and Article XII, Mar. 18, 2025. </w:t>
       </w:r>
-      <w:hyperlink r:id="rId36" w:history="1">
+      <w:hyperlink r:id="rId37" w:history="1">
         <w:r>
           <w:rPr>
             <w:rStyle w:val="Hyperlink"/>
@@ -9234,7 +9266,7 @@
         </w:rPr>
         <w:t xml:space="preserve">S12. City of Pasadena, City Council agenda, Oct. 20, 2026. </w:t>
       </w:r>
-      <w:hyperlink r:id="rId37" w:history="1">
+      <w:hyperlink r:id="rId38" w:history="1">
         <w:r>
           <w:rPr>
             <w:rStyle w:val="Hyperlink"/>
@@ -9253,9 +9285,72 @@
         <w:rPr>
           <w:sz w:val="16"/>
         </w:rPr>
+        <w:t xml:space="preserve">S12a. City of Pasadena, agenda packet with Ordinance 2025-205 (2024 International Fire Code, local amendments and repeal of Ordinance 2025-082), Oct. 7, 2025. </w:t>
+      </w:r>
+      <w:hyperlink r:id="rId39" w:history="1">
+        <w:r>
+          <w:rPr>
+            <w:rStyle w:val="Hyperlink"/>
+            <w:sz w:val="16"/>
+            <w:szCs w:val="16"/>
+          </w:rPr>
+          <w:t xml:space="preserve">https://www.pasadenatx.gov/AgendaCenter/ViewFile/Agenda/_10072025-629</w:t>
+        </w:r>
+      </w:hyperlink>
+    </w:p>
+    <w:p>
+      <w:pPr>
+        <w:spacing w:after="40"/>
+      </w:pPr>
+      <w:r>
+        <w:rPr>
+          <w:sz w:val="16"/>
+        </w:rPr>
+        <w:t xml:space="preserve">S12b. City of Pasadena, City Council agenda, Nov. 4, 2025, with the minutes of Oct. 21, 2025 (Ordinance 2025-205, second and final reading). </w:t>
+      </w:r>
+      <w:hyperlink r:id="rId23" w:history="1">
+        <w:r>
+          <w:rPr>
+            <w:rStyle w:val="Hyperlink"/>
+            <w:sz w:val="16"/>
+            <w:szCs w:val="16"/>
+          </w:rPr>
+          <w:t xml:space="preserve">https://www.pasadenatx.gov/AgendaCenter/ViewFile/Agenda/_11042025-636</w:t>
+        </w:r>
+      </w:hyperlink>
+    </w:p>
+    <w:p>
+      <w:pPr>
+        <w:spacing w:after="40"/>
+      </w:pPr>
+      <w:r>
+        <w:rPr>
+          <w:sz w:val="16"/>
+        </w:rPr>
+        <w:t xml:space="preserve">S12c. City of Pasadena Fire Marshal's Office, Plan Review (2024 International Fire Code in effect January 19, 2026). </w:t>
+      </w:r>
+      <w:hyperlink r:id="rId40" w:history="1">
+        <w:r>
+          <w:rPr>
+            <w:rStyle w:val="Hyperlink"/>
+            <w:sz w:val="16"/>
+            <w:szCs w:val="16"/>
+          </w:rPr>
+          <w:t xml:space="preserve">https://www.pasadenatx.gov/607/Plan-Review</w:t>
+        </w:r>
+      </w:hyperlink>
+    </w:p>
+    <w:p>
+      <w:pPr>
+        <w:spacing w:after="40"/>
+      </w:pPr>
+      <w:r>
+        <w:rPr>
+          <w:sz w:val="16"/>
+        </w:rPr>
         <w:t xml:space="preserve">S13. City of Baytown, 2015 Massey Tompkins special use permit and zoning map amendment, Aug. 27, 2025. </w:t>
       </w:r>
-      <w:hyperlink r:id="rId23" w:history="1">
+      <w:hyperlink r:id="rId24" w:history="1">
         <w:r>
           <w:rPr>
             <w:rStyle w:val="Hyperlink"/>
@@ -9276,7 +9371,7 @@
         </w:rPr>
         <w:t xml:space="preserve">S14. City of Baytown, 1010 Bob Smith Road zoning map amendment and special use permit, Jan. 22, 2026. </w:t>
       </w:r>
-      <w:hyperlink r:id="rId24" w:history="1">
+      <w:hyperlink r:id="rId25" w:history="1">
         <w:r>
           <w:rPr>
             <w:rStyle w:val="Hyperlink"/>
@@ -9297,7 +9392,7 @@
         </w:rPr>
         <w:t xml:space="preserve">S15. City of Baytown, Joint City Council and MDD agenda packet, Aug. 14, 2025 (Massey staff reports, draft Ordinance 16,207 with conditions, and the July 3, 2025 letter from Laborers International Union Local 350, IBEW Local 527 and the Texas Climate Jobs Project). </w:t>
       </w:r>
-      <w:hyperlink r:id="rId29" w:history="1">
+      <w:hyperlink r:id="rId30" w:history="1">
         <w:r>
           <w:rPr>
             <w:rStyle w:val="Hyperlink"/>
@@ -9318,7 +9413,7 @@
         </w:rPr>
         <w:t xml:space="preserve">S16. City of Baytown, City Council agenda packet, Sept. 11, 2025, with the minutes of the Aug. 14, 2025 joint meeting (Ordinances 16,206 and 16,207). </w:t>
       </w:r>
-      <w:hyperlink r:id="rId38" w:history="1">
+      <w:hyperlink r:id="rId41" w:history="1">
         <w:r>
           <w:rPr>
             <w:rStyle w:val="Hyperlink"/>
@@ -9339,7 +9434,7 @@
         </w:rPr>
         <w:t xml:space="preserve">S17. City of Baytown, City Council agenda packet, Dec. 11, 2025, with the minutes of the Nov. 13, 2025 joint meeting (Ordinance 16,297). </w:t>
       </w:r>
-      <w:hyperlink r:id="rId39" w:history="1">
+      <w:hyperlink r:id="rId42" w:history="1">
         <w:r>
           <w:rPr>
             <w:rStyle w:val="Hyperlink"/>
@@ -9360,7 +9455,7 @@
         </w:rPr>
         <w:t xml:space="preserve">S18. City of Baytown, Special use permit, Garth Road battery energy storage system, 2023. </w:t>
       </w:r>
-      <w:hyperlink r:id="rId40" w:history="1">
+      <w:hyperlink r:id="rId43" w:history="1">
         <w:r>
           <w:rPr>
             <w:rStyle w:val="Hyperlink"/>
@@ -9423,7 +9518,7 @@
         </w:rPr>
         <w:t xml:space="preserve">S21. Texas House Committee on State Affairs, compilation of public comments, hearing of Apr. 23, 2026. </w:t>
       </w:r>
-      <w:hyperlink r:id="rId25" w:history="1">
+      <w:hyperlink r:id="rId26" w:history="1">
         <w:r>
           <w:rPr>
             <w:rStyle w:val="Hyperlink"/>
@@ -9444,7 +9539,7 @@
         </w:rPr>
         <w:t xml:space="preserve">S22. Advanced Power Alliance, testimony before the House Committee on State Affairs, Apr. 23, 2026. </w:t>
       </w:r>
-      <w:hyperlink r:id="rId33" w:history="1">
+      <w:hyperlink r:id="rId34" w:history="1">
         <w:r>
           <w:rPr>
             <w:rStyle w:val="Hyperlink"/>
@@ -9465,7 +9560,7 @@
         </w:rPr>
         <w:t xml:space="preserve">S23. Texas Legislature, HB 3824 (89R), enrolled text. </w:t>
       </w:r>
-      <w:hyperlink r:id="rId26" w:history="1">
+      <w:hyperlink r:id="rId27" w:history="1">
         <w:r>
           <w:rPr>
             <w:rStyle w:val="Hyperlink"/>
@@ -9486,7 +9581,7 @@
         </w:rPr>
         <w:t xml:space="preserve">S24. Texas Legislature, HB 3809 (89R), bill analysis. </w:t>
       </w:r>
-      <w:hyperlink r:id="rId41" w:history="1">
+      <w:hyperlink r:id="rId44" w:history="1">
         <w:r>
           <w:rPr>
             <w:rStyle w:val="Hyperlink"/>
@@ -9507,7 +9602,7 @@
         </w:rPr>
         <w:t xml:space="preserve">S25. Texas Legislature, SB 6 (89R), enrolled bill analysis. </w:t>
       </w:r>
-      <w:hyperlink r:id="rId42" w:history="1">
+      <w:hyperlink r:id="rId45" w:history="1">
         <w:r>
           <w:rPr>
             <w:rStyle w:val="Hyperlink"/>
@@ -9528,7 +9623,7 @@
         </w:rPr>
         <w:t xml:space="preserve">S26. Texas Legislature, SB 819 (89R), bill history. </w:t>
       </w:r>
-      <w:hyperlink r:id="rId32" w:history="1">
+      <w:hyperlink r:id="rId33" w:history="1">
         <w:r>
           <w:rPr>
             <w:rStyle w:val="Hyperlink"/>
@@ -9549,7 +9644,7 @@
         </w:rPr>
         <w:t xml:space="preserve">S27. Texas Department of Insurance, rules page (BESS safety informal working draft). </w:t>
       </w:r>
-      <w:hyperlink r:id="rId27" w:history="1">
+      <w:hyperlink r:id="rId28" w:history="1">
         <w:r>
           <w:rPr>
             <w:rStyle w:val="Hyperlink"/>
@@ -9612,7 +9707,7 @@
         </w:rPr>
         <w:t xml:space="preserve">S30. Bracewell (Houston Business Journal), CenterPoint expects 14 GW of demand added to grid by 2031, July 28, 2026. </w:t>
       </w:r>
-      <w:hyperlink r:id="rId43" w:history="1">
+      <w:hyperlink r:id="rId46" w:history="1">
         <w:r>
           <w:rPr>
             <w:rStyle w:val="Hyperlink"/>
@@ -9675,7 +9770,7 @@
         </w:rPr>
         <w:t xml:space="preserve">S33. University of Houston Hobby School, Harris County Election 2026: countywide and Precincts 2 and 4, October 2026. </w:t>
       </w:r>
-      <w:hyperlink r:id="rId31" w:history="1">
+      <w:hyperlink r:id="rId32" w:history="1">
         <w:r>
           <w:rPr>
             <w:rStyle w:val="Hyperlink"/>
@@ -9696,7 +9791,7 @@
         </w:rPr>
         <w:t xml:space="preserve">S34. Community Impact, Katy City Council denies permit for energy storage facility amid community pushback, Oct. 15, 2024. </w:t>
       </w:r>
-      <w:hyperlink r:id="rId44" w:history="1">
+      <w:hyperlink r:id="rId47" w:history="1">
         <w:r>
           <w:rPr>
             <w:rStyle w:val="Hyperlink"/>
@@ -9717,7 +9812,7 @@
         </w:rPr>
         <w:t xml:space="preserve">S35. Click2Houston, Katy battery plant decision delayed; ERCOT says city's denial affects grid authority, Dec. 8, 2025. </w:t>
       </w:r>
-      <w:hyperlink r:id="rId45" w:history="1">
+      <w:hyperlink r:id="rId48" w:history="1">
         <w:r>
           <w:rPr>
             <w:rStyle w:val="Hyperlink"/>
@@ -9738,7 +9833,7 @@
         </w:rPr>
         <w:t xml:space="preserve">S36. Covering Katy, Ochoa Energy Storage withdraws application to build battery storage facility near Katy High School, July 14, 2026. </w:t>
       </w:r>
-      <w:hyperlink r:id="rId46" w:history="1">
+      <w:hyperlink r:id="rId49" w:history="1">
         <w:r>
           <w:rPr>
             <w:rStyle w:val="Hyperlink"/>
@@ -9759,7 +9854,7 @@
         </w:rPr>
         <w:t xml:space="preserve">S37. Community Impact, Proposed battery storage facility in League City faces resident backlash, Mar. 26, 2024. </w:t>
       </w:r>
-      <w:hyperlink r:id="rId47" w:history="1">
+      <w:hyperlink r:id="rId50" w:history="1">
         <w:r>
           <w:rPr>
             <w:rStyle w:val="Hyperlink"/>
@@ -9780,7 +9875,7 @@
         </w:rPr>
         <w:t xml:space="preserve">S38. City of League City, staff report, BESS ordinance, June 17, 2024. </w:t>
       </w:r>
-      <w:hyperlink r:id="rId48" w:history="1">
+      <w:hyperlink r:id="rId51" w:history="1">
         <w:r>
           <w:rPr>
             <w:rStyle w:val="Hyperlink"/>
@@ -9801,7 +9896,7 @@
         </w:rPr>
         <w:t xml:space="preserve">S39. Boerne Star, County makes move to help in fight against battery storage systems, Oct. 19, 2024. </w:t>
       </w:r>
-      <w:hyperlink r:id="rId30" w:history="1">
+      <w:hyperlink r:id="rId31" w:history="1">
         <w:r>
           <w:rPr>
             <w:rStyle w:val="Hyperlink"/>
@@ -9833,7 +9928,7 @@
         </w:rPr>
         <w:t xml:space="preserve">S41. City of Baytown, Joint City Council and MDD agenda packet, Nov. 13, 2025 (Claire draft ordinance, developer information sheets and Planning and Zoning report). </w:t>
       </w:r>
-      <w:hyperlink r:id="rId49" w:history="1">
+      <w:hyperlink r:id="rId52" w:history="1">
         <w:r>
           <w:rPr>
             <w:rStyle w:val="Hyperlink"/>
@@ -9854,7 +9949,7 @@
         </w:rPr>
         <w:t xml:space="preserve">S42. City of Baytown, Planning and Zoning Commission agenda packet, Jan. 20, 2026, with the minutes of the Nov. 11, 2025 special meeting. </w:t>
       </w:r>
-      <w:hyperlink r:id="rId28" w:history="1">
+      <w:hyperlink r:id="rId29" w:history="1">
         <w:r>
           <w:rPr>
             <w:rStyle w:val="Hyperlink"/>
@@ -9875,7 +9970,7 @@
         </w:rPr>
         <w:t xml:space="preserve">S43. City of Baytown, City Council minutes, Oct. 12, 2023 (Garth Road special use permit, Ordinance 15,576). </w:t>
       </w:r>
-      <w:hyperlink r:id="rId50" w:history="1">
+      <w:hyperlink r:id="rId53" w:history="1">
         <w:r>
           <w:rPr>
             <w:rStyle w:val="Hyperlink"/>
@@ -9896,7 +9991,7 @@
         </w:rPr>
         <w:t xml:space="preserve">S44. City of Baytown, Unified Land Development Code, Sec. 3.43 and Table 3.43-2 (bufferyards). </w:t>
       </w:r>
-      <w:hyperlink r:id="rId51" w:history="1">
+      <w:hyperlink r:id="rId54" w:history="1">
         <w:r>
           <w:rPr>
             <w:rStyle w:val="Hyperlink"/>
@@ -10242,7 +10337,7 @@
           <w:sz w:val="16"/>
           <w:szCs w:val="16"/>
         </w:rPr>
-        <w:t xml:space="preserve"> Deciles computed from all 3,144 scored counties (the 50 states and DC) as of October 16, 2026. A severe restriction is one scoring 3 or 4 on the platform's severity scale. Harris's own label rests on Pasadena's 2024 moratorium, which the platform lists as extended and in force; the city's minutes show it was replaced in April 2025 by Article XII. The platform added Article XII on October 16 and scores it 3, reading the 1,500-foot spacing between battery sites as its setback; scored by its 500-foot residential setback, it would be a 2. The label does not enter Harris's own out-of-fold score.</w:t>
+        <w:t xml:space="preserve"> Deciles computed from all 3,144 scored counties (the 50 states and DC) as of October 16, 2026. A severe restriction is one scoring 3 or 4 on the platform's severity scale. Harris's own label rests on Pasadena's 2024 moratorium, which the platform listed as extended and in force; the city's records show it lapsed in April 2025, and the platform now holds it back. The platform added Article XII on October 16 and scores it 3, reading the 1,500-foot spacing between battery sites as its setback; Pasadena repealed Article XII effective January 19, 2026 and kept that spacing in its fire code, which the platform does not yet record. The label does not enter Harris's own out-of-fold score.</w:t>
       </w:r>
     </w:p>
   </w:footnote>
@@ -10266,7 +10361,7 @@
           <w:sz w:val="16"/>
           <w:szCs w:val="16"/>
         </w:rPr>
-        <w:t xml:space="preserve"> Percentiles are mid-rank: the share of counties below Harris plus half of ties. The margin row ranks Democratic lean. Opposition records include the Pasadena storage code and the three contested projects this review found, which the platform's published data does not yet hold; all other counties' records are as published. Demographic rows show the model inputs (ACS 2020-2024). Operating solar counts every EIA-860M plant that lists solar among its technologies, so Harris's 136 MW includes the battery half of the Liberty hybrid; solar alone is about 72 MW. Interconnection requests cover all statuses (about 7.1 GW was active at the end of 2025).</w:t>
+        <w:t xml:space="preserve"> Percentiles are mid-rank: the share of counties below Harris plus half of ties. The margin row ranks Democratic lean. Opposition records include the Pasadena storage code (since replaced by fire code limits) and the three contested projects this review found, all added to the platform's data on October 16; all other counties' records are as published. Demographic rows show the model inputs (ACS 2020-2024). Operating solar counts every EIA-860M plant that lists solar among its technologies, so Harris's 136 MW includes the battery half of the Liberty hybrid; solar alone is about 72 MW. Interconnection requests cover all statuses (about 7.1 GW was active at the end of 2025).</w:t>
       </w:r>
     </w:p>
   </w:footnote>
@@ -11625,6 +11720,12 @@
     </w:lvlOverride>
   </w:num>
   <w:num w:numId="17">
+    <w:abstractNumId w:val="10"/>
+    <w:lvlOverride w:ilvl="0">
+      <w:startOverride w:val="1"/>
+    </w:lvlOverride>
+  </w:num>
+  <w:num w:numId="18">
     <w:abstractNumId w:val="10"/>
     <w:lvlOverride w:ilvl="0">
       <w:startOverride w:val="1"/>
